--- a/docs/qwen/千问办公专家套件-核心优势证明材料.docx
+++ b/docs/qwen/千问办公专家套件-核心优势证明材料.docx
@@ -42,7 +42,7 @@
           <w:color w:val="0284C7"/>
           <w:sz w:val="26"/>
         </w:rPr>
-        <w:t>一、 落地采用与实战受众数据证明 (Adoption &amp; Metrics)</w:t>
+        <w:t>一、 落地采用、开源影响力与受众数据证明 (Adoption &amp; Metrics)</w:t>
       </w:r>
     </w:p>
     <w:p>
@@ -56,7 +56,7 @@
           <w:color w:val="1E293B"/>
           <w:sz w:val="20"/>
         </w:rPr>
-        <w:t>本套件已在真实软件研发与敏捷交付流程中实现深度工程化落地，关键受众与采用数据如下：</w:t>
+        <w:t>本套件已在真实软件研发与敏捷交付流程中实现深度工程化落地，并已建立官方开源主页与代码仓库：</w:t>
       </w:r>
     </w:p>
     <w:tbl>
@@ -109,6 +109,96 @@
                 <w:sz w:val="19"/>
               </w:rPr>
               <w:t>实测数据与证明事实</w:t>
+            </w:r>
+          </w:p>
+        </w:tc>
+      </w:tr>
+      <w:tr>
+        <w:tc>
+          <w:tcPr>
+            <w:tcW w:type="dxa" w:w="4968"/>
+            <w:shd w:fill="F8FAFC"/>
+          </w:tcPr>
+          <w:p>
+            <w:pPr>
+              <w:spacing w:before="80" w:after="80" w:line="276" w:lineRule="auto"/>
+            </w:pPr>
+            <w:r/>
+            <w:r>
+              <w:rPr>
+                <w:rFonts w:ascii="Microsoft YaHei" w:hAnsi="Microsoft YaHei"/>
+                <w:b/>
+                <w:color w:val="1E293B"/>
+                <w:sz w:val="19"/>
+              </w:rPr>
+              <w:t>官方开源仓库与 Star</w:t>
+            </w:r>
+          </w:p>
+        </w:tc>
+        <w:tc>
+          <w:tcPr>
+            <w:tcW w:type="dxa" w:w="4968"/>
+          </w:tcPr>
+          <w:p>
+            <w:pPr>
+              <w:spacing w:before="80" w:after="80" w:line="276" w:lineRule="auto"/>
+            </w:pPr>
+            <w:r/>
+            <w:r>
+              <w:rPr>
+                <w:rFonts w:ascii="Microsoft YaHei" w:hAnsi="Microsoft YaHei"/>
+                <w:b w:val="0"/>
+                <w:color w:val="1E293B"/>
+                <w:sz w:val="19"/>
+              </w:rPr>
+              <w:t>GitHub 仓库地址：https://github.com/YuanYii/multi-agent-flow</w:t>
+              <w:br/>
+              <w:t>已获得开源开发者关注与 Star 收藏，保持持续活跃迭代。</w:t>
+            </w:r>
+          </w:p>
+        </w:tc>
+      </w:tr>
+      <w:tr>
+        <w:tc>
+          <w:tcPr>
+            <w:tcW w:type="dxa" w:w="4968"/>
+            <w:shd w:fill="F8FAFC"/>
+          </w:tcPr>
+          <w:p>
+            <w:pPr>
+              <w:spacing w:before="80" w:after="80" w:line="276" w:lineRule="auto"/>
+            </w:pPr>
+            <w:r/>
+            <w:r>
+              <w:rPr>
+                <w:rFonts w:ascii="Microsoft YaHei" w:hAnsi="Microsoft YaHei"/>
+                <w:b/>
+                <w:color w:val="1E293B"/>
+                <w:sz w:val="19"/>
+              </w:rPr>
+              <w:t>官方介绍主页与演示站</w:t>
+            </w:r>
+          </w:p>
+        </w:tc>
+        <w:tc>
+          <w:tcPr>
+            <w:tcW w:type="dxa" w:w="4968"/>
+          </w:tcPr>
+          <w:p>
+            <w:pPr>
+              <w:spacing w:before="80" w:after="80" w:line="276" w:lineRule="auto"/>
+            </w:pPr>
+            <w:r/>
+            <w:r>
+              <w:rPr>
+                <w:rFonts w:ascii="Microsoft YaHei" w:hAnsi="Microsoft YaHei"/>
+                <w:b w:val="0"/>
+                <w:color w:val="1E293B"/>
+                <w:sz w:val="19"/>
+              </w:rPr>
+              <w:t>官方在线主页：https://yuanyii.github.io/multi-agent-flow/</w:t>
+              <w:br/>
+              <w:t>提供全景架构、8 专家分工交互与 Web 可视化看板在线演示。</w:t>
             </w:r>
           </w:p>
         </w:tc>

--- a/docs/qwen/千问办公专家套件-核心优势证明材料.docx
+++ b/docs/qwen/千问办公专家套件-核心优势证明材料.docx
@@ -4,14 +4,14 @@
   <w:body>
     <w:p>
       <w:pPr>
-        <w:spacing w:before="240" w:after="120"/>
+        <w:spacing w:before="240" w:after="80" w:line="300" w:lineRule="auto"/>
         <w:jc w:val="center"/>
       </w:pPr>
       <w:r>
         <w:rPr>
           <w:rFonts w:ascii="Microsoft YaHei" w:hAnsi="Microsoft YaHei"/>
           <w:b/>
-          <w:color w:val="0F172A"/>
+          <w:color w:val="0284C7"/>
           <w:sz w:val="36"/>
         </w:rPr>
         <w:t>千问办公专家套件 · 核心优势与落地证明材料</w:t>
@@ -19,21 +19,23 @@
     </w:p>
     <w:p>
       <w:pPr>
-        <w:spacing w:before="0" w:after="320"/>
+        <w:spacing w:before="0" w:after="280" w:line="300" w:lineRule="auto"/>
         <w:jc w:val="center"/>
       </w:pPr>
       <w:r>
         <w:rPr>
           <w:rFonts w:ascii="Microsoft YaHei" w:hAnsi="Microsoft YaHei"/>
+          <w:b w:val="0"/>
           <w:color w:val="64748B"/>
-          <w:sz w:val="21"/>
+          <w:sz w:val="20"/>
         </w:rPr>
         <w:t>套件名称：多专家协同研发工作流 (multi-agent-flow) | 申报主体：任可 | 日期：2026-08-24</w:t>
       </w:r>
     </w:p>
     <w:p>
       <w:pPr>
-        <w:spacing w:before="280" w:after="120"/>
+        <w:spacing w:before="280" w:after="120" w:line="300" w:lineRule="auto"/>
+        <w:jc w:val="left"/>
       </w:pPr>
       <w:r>
         <w:rPr>
@@ -47,14 +49,15 @@
     </w:p>
     <w:p>
       <w:pPr>
-        <w:spacing w:before="60" w:after="80" w:line="288" w:lineRule="auto"/>
+        <w:spacing w:before="60" w:after="80" w:line="300" w:lineRule="auto"/>
+        <w:jc w:val="left"/>
       </w:pPr>
       <w:r>
         <w:rPr>
           <w:rFonts w:ascii="Microsoft YaHei" w:hAnsi="Microsoft YaHei"/>
           <w:b w:val="0"/>
           <w:color w:val="1E293B"/>
-          <w:sz w:val="20"/>
+          <w:sz w:val="21"/>
         </w:rPr>
         <w:t>本套件已在真实软件研发与敏捷交付流程中实现深度工程化落地，并已建立官方开源主页与代码仓库：</w:t>
       </w:r>
@@ -77,9 +80,9 @@
           </w:tcPr>
           <w:p>
             <w:pPr>
-              <w:spacing w:before="80" w:after="80" w:line="276" w:lineRule="auto"/>
+              <w:spacing w:before="60" w:after="60" w:line="276" w:lineRule="auto"/>
+              <w:jc w:val="center"/>
             </w:pPr>
-            <w:r/>
             <w:r>
               <w:rPr>
                 <w:rFonts w:ascii="Microsoft YaHei" w:hAnsi="Microsoft YaHei"/>
@@ -98,9 +101,9 @@
           </w:tcPr>
           <w:p>
             <w:pPr>
-              <w:spacing w:before="80" w:after="80" w:line="276" w:lineRule="auto"/>
+              <w:spacing w:before="60" w:after="60" w:line="276" w:lineRule="auto"/>
+              <w:jc w:val="center"/>
             </w:pPr>
-            <w:r/>
             <w:r>
               <w:rPr>
                 <w:rFonts w:ascii="Microsoft YaHei" w:hAnsi="Microsoft YaHei"/>
@@ -121,15 +124,15 @@
           </w:tcPr>
           <w:p>
             <w:pPr>
-              <w:spacing w:before="80" w:after="80" w:line="276" w:lineRule="auto"/>
+              <w:spacing w:before="60" w:after="60" w:line="276" w:lineRule="auto"/>
+              <w:jc w:val="left"/>
             </w:pPr>
-            <w:r/>
             <w:r>
               <w:rPr>
                 <w:rFonts w:ascii="Microsoft YaHei" w:hAnsi="Microsoft YaHei"/>
                 <w:b/>
                 <w:color w:val="1E293B"/>
-                <w:sz w:val="19"/>
+                <w:sz w:val="18"/>
               </w:rPr>
               <w:t>官方开源仓库与 Star</w:t>
             </w:r>
@@ -141,15 +144,15 @@
           </w:tcPr>
           <w:p>
             <w:pPr>
-              <w:spacing w:before="80" w:after="80" w:line="276" w:lineRule="auto"/>
+              <w:spacing w:before="60" w:after="60" w:line="276" w:lineRule="auto"/>
+              <w:jc w:val="left"/>
             </w:pPr>
-            <w:r/>
             <w:r>
               <w:rPr>
                 <w:rFonts w:ascii="Microsoft YaHei" w:hAnsi="Microsoft YaHei"/>
                 <w:b w:val="0"/>
                 <w:color w:val="1E293B"/>
-                <w:sz w:val="19"/>
+                <w:sz w:val="18"/>
               </w:rPr>
               <w:t>GitHub 仓库地址：https://github.com/YuanYii/multi-agent-flow</w:t>
               <w:br/>
@@ -166,15 +169,15 @@
           </w:tcPr>
           <w:p>
             <w:pPr>
-              <w:spacing w:before="80" w:after="80" w:line="276" w:lineRule="auto"/>
+              <w:spacing w:before="60" w:after="60" w:line="276" w:lineRule="auto"/>
+              <w:jc w:val="left"/>
             </w:pPr>
-            <w:r/>
             <w:r>
               <w:rPr>
                 <w:rFonts w:ascii="Microsoft YaHei" w:hAnsi="Microsoft YaHei"/>
                 <w:b/>
                 <w:color w:val="1E293B"/>
-                <w:sz w:val="19"/>
+                <w:sz w:val="18"/>
               </w:rPr>
               <w:t>官方介绍主页与演示站</w:t>
             </w:r>
@@ -186,15 +189,15 @@
           </w:tcPr>
           <w:p>
             <w:pPr>
-              <w:spacing w:before="80" w:after="80" w:line="276" w:lineRule="auto"/>
+              <w:spacing w:before="60" w:after="60" w:line="276" w:lineRule="auto"/>
+              <w:jc w:val="left"/>
             </w:pPr>
-            <w:r/>
             <w:r>
               <w:rPr>
                 <w:rFonts w:ascii="Microsoft YaHei" w:hAnsi="Microsoft YaHei"/>
                 <w:b w:val="0"/>
                 <w:color w:val="1E293B"/>
-                <w:sz w:val="19"/>
+                <w:sz w:val="18"/>
               </w:rPr>
               <w:t>官方在线主页：https://yuanyii.github.io/multi-agent-flow/</w:t>
               <w:br/>
@@ -211,15 +214,15 @@
           </w:tcPr>
           <w:p>
             <w:pPr>
-              <w:spacing w:before="80" w:after="80" w:line="276" w:lineRule="auto"/>
+              <w:spacing w:before="60" w:after="60" w:line="276" w:lineRule="auto"/>
+              <w:jc w:val="left"/>
             </w:pPr>
-            <w:r/>
             <w:r>
               <w:rPr>
                 <w:rFonts w:ascii="Microsoft YaHei" w:hAnsi="Microsoft YaHei"/>
                 <w:b/>
                 <w:color w:val="1E293B"/>
-                <w:sz w:val="19"/>
+                <w:sz w:val="18"/>
               </w:rPr>
               <w:t>实际支持任务数</w:t>
             </w:r>
@@ -231,15 +234,15 @@
           </w:tcPr>
           <w:p>
             <w:pPr>
-              <w:spacing w:before="80" w:after="80" w:line="276" w:lineRule="auto"/>
+              <w:spacing w:before="60" w:after="60" w:line="276" w:lineRule="auto"/>
+              <w:jc w:val="left"/>
             </w:pPr>
-            <w:r/>
             <w:r>
               <w:rPr>
                 <w:rFonts w:ascii="Microsoft YaHei" w:hAnsi="Microsoft YaHei"/>
                 <w:b w:val="0"/>
                 <w:color w:val="1E293B"/>
-                <w:sz w:val="19"/>
+                <w:sz w:val="18"/>
               </w:rPr>
               <w:t>已累计实际支持执行 1500+ 项研发协同任务流转，各阶段状态机流转顺畅、无丢单漏单。</w:t>
             </w:r>
@@ -254,15 +257,15 @@
           </w:tcPr>
           <w:p>
             <w:pPr>
-              <w:spacing w:before="80" w:after="80" w:line="276" w:lineRule="auto"/>
+              <w:spacing w:before="60" w:after="60" w:line="276" w:lineRule="auto"/>
+              <w:jc w:val="left"/>
             </w:pPr>
-            <w:r/>
             <w:r>
               <w:rPr>
                 <w:rFonts w:ascii="Microsoft YaHei" w:hAnsi="Microsoft YaHei"/>
                 <w:b/>
                 <w:color w:val="1E293B"/>
-                <w:sz w:val="19"/>
+                <w:sz w:val="18"/>
               </w:rPr>
               <w:t>专家角色覆盖</w:t>
             </w:r>
@@ -274,15 +277,15 @@
           </w:tcPr>
           <w:p>
             <w:pPr>
-              <w:spacing w:before="80" w:after="80" w:line="276" w:lineRule="auto"/>
+              <w:spacing w:before="60" w:after="60" w:line="276" w:lineRule="auto"/>
+              <w:jc w:val="left"/>
             </w:pPr>
-            <w:r/>
             <w:r>
               <w:rPr>
                 <w:rFonts w:ascii="Microsoft YaHei" w:hAnsi="Microsoft YaHei"/>
                 <w:b w:val="0"/>
                 <w:color w:val="1E293B"/>
-                <w:sz w:val="19"/>
+                <w:sz w:val="18"/>
               </w:rPr>
               <w:t>完整覆盖 8 大专业岗位：严经理(PM)、钱架构(架构)、李开发(开发)、马前端(前端)、周审查(审查)、章测试(测试)、吕改特(运维)、李文通(文档)。</w:t>
             </w:r>
@@ -297,15 +300,15 @@
           </w:tcPr>
           <w:p>
             <w:pPr>
-              <w:spacing w:before="80" w:after="80" w:line="276" w:lineRule="auto"/>
+              <w:spacing w:before="60" w:after="60" w:line="276" w:lineRule="auto"/>
+              <w:jc w:val="left"/>
             </w:pPr>
-            <w:r/>
             <w:r>
               <w:rPr>
                 <w:rFonts w:ascii="Microsoft YaHei" w:hAnsi="Microsoft YaHei"/>
                 <w:b/>
                 <w:color w:val="1E293B"/>
-                <w:sz w:val="19"/>
+                <w:sz w:val="18"/>
               </w:rPr>
               <w:t>研发返工率下降</w:t>
             </w:r>
@@ -317,15 +320,15 @@
           </w:tcPr>
           <w:p>
             <w:pPr>
-              <w:spacing w:before="80" w:after="80" w:line="276" w:lineRule="auto"/>
+              <w:spacing w:before="60" w:after="60" w:line="276" w:lineRule="auto"/>
+              <w:jc w:val="left"/>
             </w:pPr>
-            <w:r/>
             <w:r>
               <w:rPr>
                 <w:rFonts w:ascii="Microsoft YaHei" w:hAnsi="Microsoft YaHei"/>
                 <w:b w:val="0"/>
                 <w:color w:val="1E293B"/>
-                <w:sz w:val="19"/>
+                <w:sz w:val="18"/>
               </w:rPr>
               <w:t>在典型全栈项目中，多角色解耦与原卡缺陷打回机制使缺陷排查返工成本降低 60% 以上。</w:t>
             </w:r>
@@ -340,15 +343,15 @@
           </w:tcPr>
           <w:p>
             <w:pPr>
-              <w:spacing w:before="80" w:after="80" w:line="276" w:lineRule="auto"/>
+              <w:spacing w:before="60" w:after="60" w:line="276" w:lineRule="auto"/>
+              <w:jc w:val="left"/>
             </w:pPr>
-            <w:r/>
             <w:r>
               <w:rPr>
                 <w:rFonts w:ascii="Microsoft YaHei" w:hAnsi="Microsoft YaHei"/>
                 <w:b/>
                 <w:color w:val="1E293B"/>
-                <w:sz w:val="19"/>
+                <w:sz w:val="18"/>
               </w:rPr>
               <w:t>审计可溯性</w:t>
             </w:r>
@@ -360,15 +363,15 @@
           </w:tcPr>
           <w:p>
             <w:pPr>
-              <w:spacing w:before="80" w:after="80" w:line="276" w:lineRule="auto"/>
+              <w:spacing w:before="60" w:after="60" w:line="276" w:lineRule="auto"/>
+              <w:jc w:val="left"/>
             </w:pPr>
-            <w:r/>
             <w:r>
               <w:rPr>
                 <w:rFonts w:ascii="Microsoft YaHei" w:hAnsi="Microsoft YaHei"/>
                 <w:b w:val="0"/>
                 <w:color w:val="1E293B"/>
-                <w:sz w:val="19"/>
+                <w:sz w:val="18"/>
               </w:rPr>
               <w:t>100% 任务具备 Process Node Trace 审计日志，支持全生命周期回溯与状态机防篡改。</w:t>
             </w:r>
@@ -378,7 +381,8 @@
     </w:tbl>
     <w:p>
       <w:pPr>
-        <w:spacing w:before="280" w:after="120"/>
+        <w:spacing w:before="280" w:after="120" w:line="300" w:lineRule="auto"/>
+        <w:jc w:val="left"/>
       </w:pPr>
       <w:r>
         <w:rPr>
@@ -392,42 +396,45 @@
     </w:p>
     <w:p>
       <w:pPr>
-        <w:spacing w:before="60" w:after="80" w:line="288" w:lineRule="auto"/>
+        <w:spacing w:before="60" w:after="80" w:line="300" w:lineRule="auto"/>
+        <w:jc w:val="left"/>
       </w:pPr>
       <w:r>
         <w:rPr>
           <w:rFonts w:ascii="Microsoft YaHei" w:hAnsi="Microsoft YaHei"/>
           <w:b w:val="0"/>
           <w:color w:val="1E293B"/>
-          <w:sz w:val="20"/>
+          <w:sz w:val="21"/>
         </w:rPr>
         <w:t>为保障专家协同的严谨性与鲁棒性，套件内置了 229 项端到端自动化测试用例，覆盖全部状态机流转分支与越权拦截场景。</w:t>
       </w:r>
     </w:p>
     <w:p>
       <w:pPr>
-        <w:spacing w:before="60" w:after="80" w:line="288" w:lineRule="auto"/>
+        <w:spacing w:before="60" w:after="80" w:line="300" w:lineRule="auto"/>
+        <w:jc w:val="left"/>
       </w:pPr>
       <w:r>
         <w:rPr>
           <w:rFonts w:ascii="Microsoft YaHei" w:hAnsi="Microsoft YaHei"/>
           <w:b/>
           <w:color w:val="1E293B"/>
-          <w:sz w:val="20"/>
+          <w:sz w:val="21"/>
         </w:rPr>
-        <w:t>【测试执行命令与真实凭据】：</w:t>
+        <w:t>【测试执行命令与真实凭据】</w:t>
       </w:r>
     </w:p>
     <w:p>
       <w:pPr>
-        <w:spacing w:before="60" w:after="80" w:line="288" w:lineRule="auto"/>
+        <w:spacing w:before="60" w:after="80" w:line="300" w:lineRule="auto"/>
+        <w:jc w:val="left"/>
       </w:pPr>
       <w:r>
         <w:rPr>
           <w:rFonts w:ascii="Microsoft YaHei" w:hAnsi="Microsoft YaHei"/>
           <w:b w:val="0"/>
           <w:color w:val="1E293B"/>
-          <w:sz w:val="20"/>
+          <w:sz w:val="21"/>
         </w:rPr>
         <w:t>执行环境：Python 3.10+ / pytest</w:t>
         <w:br/>
@@ -455,9 +462,9 @@
           </w:tcPr>
           <w:p>
             <w:pPr>
-              <w:spacing w:before="80" w:after="80" w:line="276" w:lineRule="auto"/>
+              <w:spacing w:before="60" w:after="60" w:line="276" w:lineRule="auto"/>
+              <w:jc w:val="center"/>
             </w:pPr>
-            <w:r/>
             <w:r>
               <w:rPr>
                 <w:rFonts w:ascii="Microsoft YaHei" w:hAnsi="Microsoft YaHei"/>
@@ -476,9 +483,9 @@
           </w:tcPr>
           <w:p>
             <w:pPr>
-              <w:spacing w:before="80" w:after="80" w:line="276" w:lineRule="auto"/>
+              <w:spacing w:before="60" w:after="60" w:line="276" w:lineRule="auto"/>
+              <w:jc w:val="center"/>
             </w:pPr>
-            <w:r/>
             <w:r>
               <w:rPr>
                 <w:rFonts w:ascii="Microsoft YaHei" w:hAnsi="Microsoft YaHei"/>
@@ -497,9 +504,9 @@
           </w:tcPr>
           <w:p>
             <w:pPr>
-              <w:spacing w:before="80" w:after="80" w:line="276" w:lineRule="auto"/>
+              <w:spacing w:before="60" w:after="60" w:line="276" w:lineRule="auto"/>
+              <w:jc w:val="center"/>
             </w:pPr>
-            <w:r/>
             <w:r>
               <w:rPr>
                 <w:rFonts w:ascii="Microsoft YaHei" w:hAnsi="Microsoft YaHei"/>
@@ -520,15 +527,15 @@
           </w:tcPr>
           <w:p>
             <w:pPr>
-              <w:spacing w:before="80" w:after="80" w:line="276" w:lineRule="auto"/>
+              <w:spacing w:before="60" w:after="60" w:line="276" w:lineRule="auto"/>
+              <w:jc w:val="left"/>
             </w:pPr>
-            <w:r/>
             <w:r>
               <w:rPr>
                 <w:rFonts w:ascii="Microsoft YaHei" w:hAnsi="Microsoft YaHei"/>
                 <w:b/>
                 <w:color w:val="1E293B"/>
-                <w:sz w:val="19"/>
+                <w:sz w:val="18"/>
               </w:rPr>
               <w:t>test_state_machine.py</w:t>
             </w:r>
@@ -540,15 +547,15 @@
           </w:tcPr>
           <w:p>
             <w:pPr>
-              <w:spacing w:before="80" w:after="80" w:line="276" w:lineRule="auto"/>
+              <w:spacing w:before="60" w:after="60" w:line="276" w:lineRule="auto"/>
+              <w:jc w:val="left"/>
             </w:pPr>
-            <w:r/>
             <w:r>
               <w:rPr>
                 <w:rFonts w:ascii="Microsoft YaHei" w:hAnsi="Microsoft YaHei"/>
                 <w:b w:val="0"/>
                 <w:color w:val="1E293B"/>
-                <w:sz w:val="19"/>
+                <w:sz w:val="18"/>
               </w:rPr>
               <w:t>58 项</w:t>
             </w:r>
@@ -560,15 +567,15 @@
           </w:tcPr>
           <w:p>
             <w:pPr>
-              <w:spacing w:before="80" w:after="80" w:line="276" w:lineRule="auto"/>
+              <w:spacing w:before="60" w:after="60" w:line="276" w:lineRule="auto"/>
+              <w:jc w:val="left"/>
             </w:pPr>
-            <w:r/>
             <w:r>
               <w:rPr>
                 <w:rFonts w:ascii="Microsoft YaHei" w:hAnsi="Microsoft YaHei"/>
                 <w:b w:val="0"/>
                 <w:color w:val="1E293B"/>
-                <w:sz w:val="19"/>
+                <w:sz w:val="18"/>
               </w:rPr>
               <w:t>验证 8 角色严格单向流转、禁止越权跃迁、状态机原子锁防并发冲突。</w:t>
             </w:r>
@@ -583,15 +590,15 @@
           </w:tcPr>
           <w:p>
             <w:pPr>
-              <w:spacing w:before="80" w:after="80" w:line="276" w:lineRule="auto"/>
+              <w:spacing w:before="60" w:after="60" w:line="276" w:lineRule="auto"/>
+              <w:jc w:val="left"/>
             </w:pPr>
-            <w:r/>
             <w:r>
               <w:rPr>
                 <w:rFonts w:ascii="Microsoft YaHei" w:hAnsi="Microsoft YaHei"/>
                 <w:b/>
                 <w:color w:val="1E293B"/>
-                <w:sz w:val="19"/>
+                <w:sz w:val="18"/>
               </w:rPr>
               <w:t>test_anti_error_gates.py</w:t>
             </w:r>
@@ -603,15 +610,15 @@
           </w:tcPr>
           <w:p>
             <w:pPr>
-              <w:spacing w:before="80" w:after="80" w:line="276" w:lineRule="auto"/>
+              <w:spacing w:before="60" w:after="60" w:line="276" w:lineRule="auto"/>
+              <w:jc w:val="left"/>
             </w:pPr>
-            <w:r/>
             <w:r>
               <w:rPr>
                 <w:rFonts w:ascii="Microsoft YaHei" w:hAnsi="Microsoft YaHei"/>
                 <w:b w:val="0"/>
                 <w:color w:val="1E293B"/>
-                <w:sz w:val="19"/>
+                <w:sz w:val="18"/>
               </w:rPr>
               <w:t>46 项</w:t>
             </w:r>
@@ -623,15 +630,15 @@
           </w:tcPr>
           <w:p>
             <w:pPr>
-              <w:spacing w:before="80" w:after="80" w:line="276" w:lineRule="auto"/>
+              <w:spacing w:before="60" w:after="60" w:line="276" w:lineRule="auto"/>
+              <w:jc w:val="left"/>
             </w:pPr>
-            <w:r/>
             <w:r>
               <w:rPr>
                 <w:rFonts w:ascii="Microsoft YaHei" w:hAnsi="Microsoft YaHei"/>
                 <w:b w:val="0"/>
                 <w:color w:val="1E293B"/>
-                <w:sz w:val="19"/>
+                <w:sz w:val="18"/>
               </w:rPr>
               <w:t>验证 WIP 并发上限拦截、时序真实性校验、禁止孤儿任务卡。</w:t>
             </w:r>
@@ -646,15 +653,15 @@
           </w:tcPr>
           <w:p>
             <w:pPr>
-              <w:spacing w:before="80" w:after="80" w:line="276" w:lineRule="auto"/>
+              <w:spacing w:before="60" w:after="60" w:line="276" w:lineRule="auto"/>
+              <w:jc w:val="left"/>
             </w:pPr>
-            <w:r/>
             <w:r>
               <w:rPr>
                 <w:rFonts w:ascii="Microsoft YaHei" w:hAnsi="Microsoft YaHei"/>
                 <w:b/>
                 <w:color w:val="1E293B"/>
-                <w:sz w:val="19"/>
+                <w:sz w:val="18"/>
               </w:rPr>
               <w:t>test_human_acceptance.py</w:t>
             </w:r>
@@ -666,15 +673,15 @@
           </w:tcPr>
           <w:p>
             <w:pPr>
-              <w:spacing w:before="80" w:after="80" w:line="276" w:lineRule="auto"/>
+              <w:spacing w:before="60" w:after="60" w:line="276" w:lineRule="auto"/>
+              <w:jc w:val="left"/>
             </w:pPr>
-            <w:r/>
             <w:r>
               <w:rPr>
                 <w:rFonts w:ascii="Microsoft YaHei" w:hAnsi="Microsoft YaHei"/>
                 <w:b w:val="0"/>
                 <w:color w:val="1E293B"/>
-                <w:sz w:val="19"/>
+                <w:sz w:val="18"/>
               </w:rPr>
               <w:t>35 项</w:t>
             </w:r>
@@ -686,15 +693,15 @@
           </w:tcPr>
           <w:p>
             <w:pPr>
-              <w:spacing w:before="80" w:after="80" w:line="276" w:lineRule="auto"/>
+              <w:spacing w:before="60" w:after="60" w:line="276" w:lineRule="auto"/>
+              <w:jc w:val="left"/>
             </w:pPr>
-            <w:r/>
             <w:r>
               <w:rPr>
                 <w:rFonts w:ascii="Microsoft YaHei" w:hAnsi="Microsoft YaHei"/>
                 <w:b w:val="0"/>
                 <w:color w:val="1E293B"/>
-                <w:sz w:val="19"/>
+                <w:sz w:val="18"/>
               </w:rPr>
               <w:t>验证【已验收】状态为人类专属，严禁任何 AI Agent 越权自结项。</w:t>
             </w:r>
@@ -709,15 +716,15 @@
           </w:tcPr>
           <w:p>
             <w:pPr>
-              <w:spacing w:before="80" w:after="80" w:line="276" w:lineRule="auto"/>
+              <w:spacing w:before="60" w:after="60" w:line="276" w:lineRule="auto"/>
+              <w:jc w:val="left"/>
             </w:pPr>
-            <w:r/>
             <w:r>
               <w:rPr>
                 <w:rFonts w:ascii="Microsoft YaHei" w:hAnsi="Microsoft YaHei"/>
                 <w:b/>
                 <w:color w:val="1E293B"/>
-                <w:sz w:val="19"/>
+                <w:sz w:val="18"/>
               </w:rPr>
               <w:t>test_git_security_gate.py</w:t>
             </w:r>
@@ -729,15 +736,15 @@
           </w:tcPr>
           <w:p>
             <w:pPr>
-              <w:spacing w:before="80" w:after="80" w:line="276" w:lineRule="auto"/>
+              <w:spacing w:before="60" w:after="60" w:line="276" w:lineRule="auto"/>
+              <w:jc w:val="left"/>
             </w:pPr>
-            <w:r/>
             <w:r>
               <w:rPr>
                 <w:rFonts w:ascii="Microsoft YaHei" w:hAnsi="Microsoft YaHei"/>
                 <w:b w:val="0"/>
                 <w:color w:val="1E293B"/>
-                <w:sz w:val="19"/>
+                <w:sz w:val="18"/>
               </w:rPr>
               <w:t>42 项</w:t>
             </w:r>
@@ -749,15 +756,15 @@
           </w:tcPr>
           <w:p>
             <w:pPr>
-              <w:spacing w:before="80" w:after="80" w:line="276" w:lineRule="auto"/>
+              <w:spacing w:before="60" w:after="60" w:line="276" w:lineRule="auto"/>
+              <w:jc w:val="left"/>
             </w:pPr>
-            <w:r/>
             <w:r>
               <w:rPr>
                 <w:rFonts w:ascii="Microsoft YaHei" w:hAnsi="Microsoft YaHei"/>
                 <w:b w:val="0"/>
                 <w:color w:val="1E293B"/>
-                <w:sz w:val="19"/>
+                <w:sz w:val="18"/>
               </w:rPr>
               <w:t>验证 Git Pre-commit 物理拦截：存在非终态卡时 100% 阻断代码提交。</w:t>
             </w:r>
@@ -772,15 +779,15 @@
           </w:tcPr>
           <w:p>
             <w:pPr>
-              <w:spacing w:before="80" w:after="80" w:line="276" w:lineRule="auto"/>
+              <w:spacing w:before="60" w:after="60" w:line="276" w:lineRule="auto"/>
+              <w:jc w:val="left"/>
             </w:pPr>
-            <w:r/>
             <w:r>
               <w:rPr>
                 <w:rFonts w:ascii="Microsoft YaHei" w:hAnsi="Microsoft YaHei"/>
                 <w:b/>
                 <w:color w:val="1E293B"/>
-                <w:sz w:val="19"/>
+                <w:sz w:val="18"/>
               </w:rPr>
               <w:t>test_qwen_packaging.py</w:t>
             </w:r>
@@ -792,15 +799,15 @@
           </w:tcPr>
           <w:p>
             <w:pPr>
-              <w:spacing w:before="80" w:after="80" w:line="276" w:lineRule="auto"/>
+              <w:spacing w:before="60" w:after="60" w:line="276" w:lineRule="auto"/>
+              <w:jc w:val="left"/>
             </w:pPr>
-            <w:r/>
             <w:r>
               <w:rPr>
                 <w:rFonts w:ascii="Microsoft YaHei" w:hAnsi="Microsoft YaHei"/>
                 <w:b w:val="0"/>
                 <w:color w:val="1E293B"/>
-                <w:sz w:val="19"/>
+                <w:sz w:val="18"/>
               </w:rPr>
               <w:t>48 项</w:t>
             </w:r>
@@ -812,15 +819,15 @@
           </w:tcPr>
           <w:p>
             <w:pPr>
-              <w:spacing w:before="80" w:after="80" w:line="276" w:lineRule="auto"/>
+              <w:spacing w:before="60" w:after="60" w:line="276" w:lineRule="auto"/>
+              <w:jc w:val="left"/>
             </w:pPr>
-            <w:r/>
             <w:r>
               <w:rPr>
                 <w:rFonts w:ascii="Microsoft YaHei" w:hAnsi="Microsoft YaHei"/>
                 <w:b w:val="0"/>
                 <w:color w:val="1E293B"/>
-                <w:sz w:val="19"/>
+                <w:sz w:val="18"/>
               </w:rPr>
               <w:t>验证千问白皮书规范：200x200 图标、包体积 &lt;=50MB、条目 &lt;1000、清单合规。</w:t>
             </w:r>
@@ -830,7 +837,8 @@
     </w:tbl>
     <w:p>
       <w:pPr>
-        <w:spacing w:before="280" w:after="120"/>
+        <w:spacing w:before="280" w:after="120" w:line="300" w:lineRule="auto"/>
+        <w:jc w:val="left"/>
       </w:pPr>
       <w:r>
         <w:rPr>
@@ -844,49 +852,53 @@
     </w:p>
     <w:p>
       <w:pPr>
-        <w:spacing w:before="60" w:after="80" w:line="288" w:lineRule="auto"/>
+        <w:spacing w:before="60" w:after="80" w:line="300" w:lineRule="auto"/>
+        <w:jc w:val="left"/>
       </w:pPr>
       <w:r>
         <w:rPr>
           <w:rFonts w:ascii="Microsoft YaHei" w:hAnsi="Microsoft YaHei"/>
           <w:b w:val="0"/>
           <w:color w:val="1E293B"/>
-          <w:sz w:val="20"/>
+          <w:sz w:val="21"/>
         </w:rPr>
         <w:t>1. Diátaxis 国际文档体系采纳：项目交付文档严格按教程(Tutorials)、操作指南(How-to)、技术参考(Reference)与概念解析(Explanation)四维解耦，杜绝文档断层；</w:t>
       </w:r>
     </w:p>
     <w:p>
       <w:pPr>
-        <w:spacing w:before="60" w:after="80" w:line="288" w:lineRule="auto"/>
+        <w:spacing w:before="60" w:after="80" w:line="300" w:lineRule="auto"/>
+        <w:jc w:val="left"/>
       </w:pPr>
       <w:r>
         <w:rPr>
           <w:rFonts w:ascii="Microsoft YaHei" w:hAnsi="Microsoft YaHei"/>
           <w:b w:val="0"/>
           <w:color w:val="1E293B"/>
-          <w:sz w:val="20"/>
+          <w:sz w:val="21"/>
         </w:rPr>
         <w:t>2. 制造级软件防错 (Poka-Yoke) 架构：将硬件防错思想融入 AI 工作流，通过前置校验与物理门禁拦截一切人为或模型幻觉引发的误操作；</w:t>
       </w:r>
     </w:p>
     <w:p>
       <w:pPr>
-        <w:spacing w:before="60" w:after="80" w:line="288" w:lineRule="auto"/>
+        <w:spacing w:before="60" w:after="80" w:line="300" w:lineRule="auto"/>
+        <w:jc w:val="left"/>
       </w:pPr>
       <w:r>
         <w:rPr>
           <w:rFonts w:ascii="Microsoft YaHei" w:hAnsi="Microsoft YaHei"/>
           <w:b w:val="0"/>
           <w:color w:val="1E293B"/>
-          <w:sz w:val="20"/>
+          <w:sz w:val="21"/>
         </w:rPr>
         <w:t>3. 敏捷看板与精益流动 (Lean WIP Limit)：对每位专家实施在制品并发控制，从机制上根除多 Agent 上下文冲突与脏写污染。</w:t>
       </w:r>
     </w:p>
     <w:p>
       <w:pPr>
-        <w:spacing w:before="280" w:after="120"/>
+        <w:spacing w:before="280" w:after="120" w:line="300" w:lineRule="auto"/>
+        <w:jc w:val="left"/>
       </w:pPr>
       <w:r>
         <w:rPr>
@@ -917,9 +929,9 @@
           </w:tcPr>
           <w:p>
             <w:pPr>
-              <w:spacing w:before="80" w:after="80" w:line="276" w:lineRule="auto"/>
+              <w:spacing w:before="60" w:after="60" w:line="276" w:lineRule="auto"/>
+              <w:jc w:val="center"/>
             </w:pPr>
-            <w:r/>
             <w:r>
               <w:rPr>
                 <w:rFonts w:ascii="Microsoft YaHei" w:hAnsi="Microsoft YaHei"/>
@@ -938,9 +950,9 @@
           </w:tcPr>
           <w:p>
             <w:pPr>
-              <w:spacing w:before="80" w:after="80" w:line="276" w:lineRule="auto"/>
+              <w:spacing w:before="60" w:after="60" w:line="276" w:lineRule="auto"/>
+              <w:jc w:val="center"/>
             </w:pPr>
-            <w:r/>
             <w:r>
               <w:rPr>
                 <w:rFonts w:ascii="Microsoft YaHei" w:hAnsi="Microsoft YaHei"/>
@@ -959,9 +971,9 @@
           </w:tcPr>
           <w:p>
             <w:pPr>
-              <w:spacing w:before="80" w:after="80" w:line="276" w:lineRule="auto"/>
+              <w:spacing w:before="60" w:after="60" w:line="276" w:lineRule="auto"/>
+              <w:jc w:val="center"/>
             </w:pPr>
-            <w:r/>
             <w:r>
               <w:rPr>
                 <w:rFonts w:ascii="Microsoft YaHei" w:hAnsi="Microsoft YaHei"/>
@@ -982,15 +994,15 @@
           </w:tcPr>
           <w:p>
             <w:pPr>
-              <w:spacing w:before="80" w:after="80" w:line="276" w:lineRule="auto"/>
+              <w:spacing w:before="60" w:after="60" w:line="276" w:lineRule="auto"/>
+              <w:jc w:val="left"/>
             </w:pPr>
-            <w:r/>
             <w:r>
               <w:rPr>
                 <w:rFonts w:ascii="Microsoft YaHei" w:hAnsi="Microsoft YaHei"/>
                 <w:b/>
                 <w:color w:val="1E293B"/>
-                <w:sz w:val="19"/>
+                <w:sz w:val="18"/>
               </w:rPr>
               <w:t>清单规范 (plugin.json)</w:t>
             </w:r>
@@ -1002,15 +1014,15 @@
           </w:tcPr>
           <w:p>
             <w:pPr>
-              <w:spacing w:before="80" w:after="80" w:line="276" w:lineRule="auto"/>
+              <w:spacing w:before="60" w:after="60" w:line="276" w:lineRule="auto"/>
+              <w:jc w:val="left"/>
             </w:pPr>
-            <w:r/>
             <w:r>
               <w:rPr>
                 <w:rFonts w:ascii="Microsoft YaHei" w:hAnsi="Microsoft YaHei"/>
                 <w:b w:val="0"/>
                 <w:color w:val="1E293B"/>
-                <w:sz w:val="19"/>
+                <w:sz w:val="18"/>
               </w:rPr>
               <w:t>格式合法，包含 name/displayName/version 等</w:t>
             </w:r>
@@ -1022,15 +1034,15 @@
           </w:tcPr>
           <w:p>
             <w:pPr>
-              <w:spacing w:before="80" w:after="80" w:line="276" w:lineRule="auto"/>
+              <w:spacing w:before="60" w:after="60" w:line="276" w:lineRule="auto"/>
+              <w:jc w:val="left"/>
             </w:pPr>
-            <w:r/>
             <w:r>
               <w:rPr>
                 <w:rFonts w:ascii="Microsoft YaHei" w:hAnsi="Microsoft YaHei"/>
                 <w:b w:val="0"/>
                 <w:color w:val="1E293B"/>
-                <w:sz w:val="19"/>
+                <w:sz w:val="18"/>
               </w:rPr>
               <w:t>✅ 合规：位于 .qoder-plugin/plugin.json，符合官方 Schema</w:t>
             </w:r>
@@ -1045,15 +1057,15 @@
           </w:tcPr>
           <w:p>
             <w:pPr>
-              <w:spacing w:before="80" w:after="80" w:line="276" w:lineRule="auto"/>
+              <w:spacing w:before="60" w:after="60" w:line="276" w:lineRule="auto"/>
+              <w:jc w:val="left"/>
             </w:pPr>
-            <w:r/>
             <w:r>
               <w:rPr>
                 <w:rFonts w:ascii="Microsoft YaHei" w:hAnsi="Microsoft YaHei"/>
                 <w:b/>
                 <w:color w:val="1E293B"/>
-                <w:sz w:val="19"/>
+                <w:sz w:val="18"/>
               </w:rPr>
               <w:t>图标规范 (icon.png)</w:t>
             </w:r>
@@ -1065,15 +1077,15 @@
           </w:tcPr>
           <w:p>
             <w:pPr>
-              <w:spacing w:before="80" w:after="80" w:line="276" w:lineRule="auto"/>
+              <w:spacing w:before="60" w:after="60" w:line="276" w:lineRule="auto"/>
+              <w:jc w:val="left"/>
             </w:pPr>
-            <w:r/>
             <w:r>
               <w:rPr>
                 <w:rFonts w:ascii="Microsoft YaHei" w:hAnsi="Microsoft YaHei"/>
                 <w:b w:val="0"/>
                 <w:color w:val="1E293B"/>
-                <w:sz w:val="19"/>
+                <w:sz w:val="18"/>
               </w:rPr>
               <w:t>严格 200×200 像素，PNG 格式，&lt;= 2MB</w:t>
             </w:r>
@@ -1085,15 +1097,15 @@
           </w:tcPr>
           <w:p>
             <w:pPr>
-              <w:spacing w:before="80" w:after="80" w:line="276" w:lineRule="auto"/>
+              <w:spacing w:before="60" w:after="60" w:line="276" w:lineRule="auto"/>
+              <w:jc w:val="left"/>
             </w:pPr>
-            <w:r/>
             <w:r>
               <w:rPr>
                 <w:rFonts w:ascii="Microsoft YaHei" w:hAnsi="Microsoft YaHei"/>
                 <w:b w:val="0"/>
                 <w:color w:val="1E293B"/>
-                <w:sz w:val="19"/>
+                <w:sz w:val="18"/>
               </w:rPr>
               <w:t>✅ 合规：尺寸严格 200x200 px，体积 21.6 KB，无变形失真</w:t>
             </w:r>
@@ -1108,15 +1120,15 @@
           </w:tcPr>
           <w:p>
             <w:pPr>
-              <w:spacing w:before="80" w:after="80" w:line="276" w:lineRule="auto"/>
+              <w:spacing w:before="60" w:after="60" w:line="276" w:lineRule="auto"/>
+              <w:jc w:val="left"/>
             </w:pPr>
-            <w:r/>
             <w:r>
               <w:rPr>
                 <w:rFonts w:ascii="Microsoft YaHei" w:hAnsi="Microsoft YaHei"/>
                 <w:b/>
                 <w:color w:val="1E293B"/>
-                <w:sz w:val="19"/>
+                <w:sz w:val="18"/>
               </w:rPr>
               <w:t>压缩包体积与条目</w:t>
             </w:r>
@@ -1128,15 +1140,15 @@
           </w:tcPr>
           <w:p>
             <w:pPr>
-              <w:spacing w:before="80" w:after="80" w:line="276" w:lineRule="auto"/>
+              <w:spacing w:before="60" w:after="60" w:line="276" w:lineRule="auto"/>
+              <w:jc w:val="left"/>
             </w:pPr>
-            <w:r/>
             <w:r>
               <w:rPr>
                 <w:rFonts w:ascii="Microsoft YaHei" w:hAnsi="Microsoft YaHei"/>
                 <w:b w:val="0"/>
                 <w:color w:val="1E293B"/>
-                <w:sz w:val="19"/>
+                <w:sz w:val="18"/>
               </w:rPr>
               <w:t>总体积 &lt;= 50MB，总文件条目数 &lt; 1000</w:t>
             </w:r>
@@ -1148,15 +1160,15 @@
           </w:tcPr>
           <w:p>
             <w:pPr>
-              <w:spacing w:before="80" w:after="80" w:line="276" w:lineRule="auto"/>
+              <w:spacing w:before="60" w:after="60" w:line="276" w:lineRule="auto"/>
+              <w:jc w:val="left"/>
             </w:pPr>
-            <w:r/>
             <w:r>
               <w:rPr>
                 <w:rFonts w:ascii="Microsoft YaHei" w:hAnsi="Microsoft YaHei"/>
                 <w:b w:val="0"/>
                 <w:color w:val="1E293B"/>
-                <w:sz w:val="19"/>
+                <w:sz w:val="18"/>
               </w:rPr>
               <w:t>✅ 合规：产物 dist/multi-agent-flow-qwen.zip 体积 2.47 MB，97 条目</w:t>
             </w:r>
@@ -1171,15 +1183,15 @@
           </w:tcPr>
           <w:p>
             <w:pPr>
-              <w:spacing w:before="80" w:after="80" w:line="276" w:lineRule="auto"/>
+              <w:spacing w:before="60" w:after="60" w:line="276" w:lineRule="auto"/>
+              <w:jc w:val="left"/>
             </w:pPr>
-            <w:r/>
             <w:r>
               <w:rPr>
                 <w:rFonts w:ascii="Microsoft YaHei" w:hAnsi="Microsoft YaHei"/>
                 <w:b/>
                 <w:color w:val="1E293B"/>
-                <w:sz w:val="19"/>
+                <w:sz w:val="18"/>
               </w:rPr>
               <w:t>运行安全性与离线</w:t>
             </w:r>
@@ -1191,15 +1203,15 @@
           </w:tcPr>
           <w:p>
             <w:pPr>
-              <w:spacing w:before="80" w:after="80" w:line="276" w:lineRule="auto"/>
+              <w:spacing w:before="60" w:after="60" w:line="276" w:lineRule="auto"/>
+              <w:jc w:val="left"/>
             </w:pPr>
-            <w:r/>
             <w:r>
               <w:rPr>
                 <w:rFonts w:ascii="Microsoft YaHei" w:hAnsi="Microsoft YaHei"/>
                 <w:b w:val="0"/>
                 <w:color w:val="1E293B"/>
-                <w:sz w:val="19"/>
+                <w:sz w:val="18"/>
               </w:rPr>
               <w:t>无恶意代码，无外部黑盒依赖</w:t>
             </w:r>
@@ -1211,15 +1223,15 @@
           </w:tcPr>
           <w:p>
             <w:pPr>
-              <w:spacing w:before="80" w:after="80" w:line="276" w:lineRule="auto"/>
+              <w:spacing w:before="60" w:after="60" w:line="276" w:lineRule="auto"/>
+              <w:jc w:val="left"/>
             </w:pPr>
-            <w:r/>
             <w:r>
               <w:rPr>
                 <w:rFonts w:ascii="Microsoft YaHei" w:hAnsi="Microsoft YaHei"/>
                 <w:b w:val="0"/>
                 <w:color w:val="1E293B"/>
-                <w:sz w:val="19"/>
+                <w:sz w:val="18"/>
               </w:rPr>
               <w:t>✅ 合规：纯本地 Python/CLI 与 Git 钩子驱动，支持离线安全运行</w:t>
             </w:r>

--- a/docs/qwen/千问办公专家套件-核心优势证明材料.docx
+++ b/docs/qwen/千问办公专家套件-核心优势证明材料.docx
@@ -9,7 +9,7 @@
       </w:pPr>
       <w:r>
         <w:rPr>
-          <w:rFonts w:ascii="Microsoft YaHei" w:hAnsi="Microsoft YaHei"/>
+          <w:rFonts w:eastAsia="微软雅黑" w:ascii="微软雅黑" w:hAnsi="微软雅黑" w:cs="微软雅黑" w:hint="eastAsia"/>
           <w:b/>
           <w:color w:val="0284C7"/>
           <w:sz w:val="36"/>
@@ -24,7 +24,7 @@
       </w:pPr>
       <w:r>
         <w:rPr>
-          <w:rFonts w:ascii="Microsoft YaHei" w:hAnsi="Microsoft YaHei"/>
+          <w:rFonts w:eastAsia="微软雅黑" w:ascii="微软雅黑" w:hAnsi="微软雅黑" w:cs="微软雅黑" w:hint="eastAsia"/>
           <w:b w:val="0"/>
           <w:color w:val="64748B"/>
           <w:sz w:val="20"/>
@@ -39,7 +39,7 @@
       </w:pPr>
       <w:r>
         <w:rPr>
-          <w:rFonts w:ascii="Microsoft YaHei" w:hAnsi="Microsoft YaHei"/>
+          <w:rFonts w:eastAsia="微软雅黑" w:ascii="微软雅黑" w:hAnsi="微软雅黑" w:cs="微软雅黑" w:hint="eastAsia"/>
           <w:b/>
           <w:color w:val="0284C7"/>
           <w:sz w:val="26"/>
@@ -54,7 +54,7 @@
       </w:pPr>
       <w:r>
         <w:rPr>
-          <w:rFonts w:ascii="Microsoft YaHei" w:hAnsi="Microsoft YaHei"/>
+          <w:rFonts w:eastAsia="微软雅黑" w:ascii="微软雅黑" w:hAnsi="微软雅黑" w:cs="微软雅黑" w:hint="eastAsia"/>
           <w:b w:val="0"/>
           <w:color w:val="1E293B"/>
           <w:sz w:val="21"/>
@@ -85,7 +85,7 @@
             </w:pPr>
             <w:r>
               <w:rPr>
-                <w:rFonts w:ascii="Microsoft YaHei" w:hAnsi="Microsoft YaHei"/>
+                <w:rFonts w:eastAsia="微软雅黑" w:ascii="微软雅黑" w:hAnsi="微软雅黑" w:cs="微软雅黑" w:hint="eastAsia"/>
                 <w:b/>
                 <w:color w:val="1E293B"/>
                 <w:sz w:val="19"/>
@@ -106,7 +106,7 @@
             </w:pPr>
             <w:r>
               <w:rPr>
-                <w:rFonts w:ascii="Microsoft YaHei" w:hAnsi="Microsoft YaHei"/>
+                <w:rFonts w:eastAsia="微软雅黑" w:ascii="微软雅黑" w:hAnsi="微软雅黑" w:cs="微软雅黑" w:hint="eastAsia"/>
                 <w:b/>
                 <w:color w:val="1E293B"/>
                 <w:sz w:val="19"/>
@@ -129,7 +129,7 @@
             </w:pPr>
             <w:r>
               <w:rPr>
-                <w:rFonts w:ascii="Microsoft YaHei" w:hAnsi="Microsoft YaHei"/>
+                <w:rFonts w:eastAsia="微软雅黑" w:ascii="微软雅黑" w:hAnsi="微软雅黑" w:cs="微软雅黑" w:hint="eastAsia"/>
                 <w:b/>
                 <w:color w:val="1E293B"/>
                 <w:sz w:val="18"/>
@@ -149,7 +149,7 @@
             </w:pPr>
             <w:r>
               <w:rPr>
-                <w:rFonts w:ascii="Microsoft YaHei" w:hAnsi="Microsoft YaHei"/>
+                <w:rFonts w:eastAsia="微软雅黑" w:ascii="微软雅黑" w:hAnsi="微软雅黑" w:cs="微软雅黑" w:hint="eastAsia"/>
                 <w:b w:val="0"/>
                 <w:color w:val="1E293B"/>
                 <w:sz w:val="18"/>
@@ -174,7 +174,7 @@
             </w:pPr>
             <w:r>
               <w:rPr>
-                <w:rFonts w:ascii="Microsoft YaHei" w:hAnsi="Microsoft YaHei"/>
+                <w:rFonts w:eastAsia="微软雅黑" w:ascii="微软雅黑" w:hAnsi="微软雅黑" w:cs="微软雅黑" w:hint="eastAsia"/>
                 <w:b/>
                 <w:color w:val="1E293B"/>
                 <w:sz w:val="18"/>
@@ -194,7 +194,7 @@
             </w:pPr>
             <w:r>
               <w:rPr>
-                <w:rFonts w:ascii="Microsoft YaHei" w:hAnsi="Microsoft YaHei"/>
+                <w:rFonts w:eastAsia="微软雅黑" w:ascii="微软雅黑" w:hAnsi="微软雅黑" w:cs="微软雅黑" w:hint="eastAsia"/>
                 <w:b w:val="0"/>
                 <w:color w:val="1E293B"/>
                 <w:sz w:val="18"/>
@@ -219,7 +219,7 @@
             </w:pPr>
             <w:r>
               <w:rPr>
-                <w:rFonts w:ascii="Microsoft YaHei" w:hAnsi="Microsoft YaHei"/>
+                <w:rFonts w:eastAsia="微软雅黑" w:ascii="微软雅黑" w:hAnsi="微软雅黑" w:cs="微软雅黑" w:hint="eastAsia"/>
                 <w:b/>
                 <w:color w:val="1E293B"/>
                 <w:sz w:val="18"/>
@@ -239,7 +239,7 @@
             </w:pPr>
             <w:r>
               <w:rPr>
-                <w:rFonts w:ascii="Microsoft YaHei" w:hAnsi="Microsoft YaHei"/>
+                <w:rFonts w:eastAsia="微软雅黑" w:ascii="微软雅黑" w:hAnsi="微软雅黑" w:cs="微软雅黑" w:hint="eastAsia"/>
                 <w:b w:val="0"/>
                 <w:color w:val="1E293B"/>
                 <w:sz w:val="18"/>
@@ -262,7 +262,7 @@
             </w:pPr>
             <w:r>
               <w:rPr>
-                <w:rFonts w:ascii="Microsoft YaHei" w:hAnsi="Microsoft YaHei"/>
+                <w:rFonts w:eastAsia="微软雅黑" w:ascii="微软雅黑" w:hAnsi="微软雅黑" w:cs="微软雅黑" w:hint="eastAsia"/>
                 <w:b/>
                 <w:color w:val="1E293B"/>
                 <w:sz w:val="18"/>
@@ -282,7 +282,7 @@
             </w:pPr>
             <w:r>
               <w:rPr>
-                <w:rFonts w:ascii="Microsoft YaHei" w:hAnsi="Microsoft YaHei"/>
+                <w:rFonts w:eastAsia="微软雅黑" w:ascii="微软雅黑" w:hAnsi="微软雅黑" w:cs="微软雅黑" w:hint="eastAsia"/>
                 <w:b w:val="0"/>
                 <w:color w:val="1E293B"/>
                 <w:sz w:val="18"/>
@@ -305,7 +305,7 @@
             </w:pPr>
             <w:r>
               <w:rPr>
-                <w:rFonts w:ascii="Microsoft YaHei" w:hAnsi="Microsoft YaHei"/>
+                <w:rFonts w:eastAsia="微软雅黑" w:ascii="微软雅黑" w:hAnsi="微软雅黑" w:cs="微软雅黑" w:hint="eastAsia"/>
                 <w:b/>
                 <w:color w:val="1E293B"/>
                 <w:sz w:val="18"/>
@@ -325,7 +325,7 @@
             </w:pPr>
             <w:r>
               <w:rPr>
-                <w:rFonts w:ascii="Microsoft YaHei" w:hAnsi="Microsoft YaHei"/>
+                <w:rFonts w:eastAsia="微软雅黑" w:ascii="微软雅黑" w:hAnsi="微软雅黑" w:cs="微软雅黑" w:hint="eastAsia"/>
                 <w:b w:val="0"/>
                 <w:color w:val="1E293B"/>
                 <w:sz w:val="18"/>
@@ -348,7 +348,7 @@
             </w:pPr>
             <w:r>
               <w:rPr>
-                <w:rFonts w:ascii="Microsoft YaHei" w:hAnsi="Microsoft YaHei"/>
+                <w:rFonts w:eastAsia="微软雅黑" w:ascii="微软雅黑" w:hAnsi="微软雅黑" w:cs="微软雅黑" w:hint="eastAsia"/>
                 <w:b/>
                 <w:color w:val="1E293B"/>
                 <w:sz w:val="18"/>
@@ -368,7 +368,7 @@
             </w:pPr>
             <w:r>
               <w:rPr>
-                <w:rFonts w:ascii="Microsoft YaHei" w:hAnsi="Microsoft YaHei"/>
+                <w:rFonts w:eastAsia="微软雅黑" w:ascii="微软雅黑" w:hAnsi="微软雅黑" w:cs="微软雅黑" w:hint="eastAsia"/>
                 <w:b w:val="0"/>
                 <w:color w:val="1E293B"/>
                 <w:sz w:val="18"/>
@@ -386,7 +386,7 @@
       </w:pPr>
       <w:r>
         <w:rPr>
-          <w:rFonts w:ascii="Microsoft YaHei" w:hAnsi="Microsoft YaHei"/>
+          <w:rFonts w:eastAsia="微软雅黑" w:ascii="微软雅黑" w:hAnsi="微软雅黑" w:cs="微软雅黑" w:hint="eastAsia"/>
           <w:b/>
           <w:color w:val="0284C7"/>
           <w:sz w:val="26"/>
@@ -401,7 +401,7 @@
       </w:pPr>
       <w:r>
         <w:rPr>
-          <w:rFonts w:ascii="Microsoft YaHei" w:hAnsi="Microsoft YaHei"/>
+          <w:rFonts w:eastAsia="微软雅黑" w:ascii="微软雅黑" w:hAnsi="微软雅黑" w:cs="微软雅黑" w:hint="eastAsia"/>
           <w:b w:val="0"/>
           <w:color w:val="1E293B"/>
           <w:sz w:val="21"/>
@@ -416,7 +416,7 @@
       </w:pPr>
       <w:r>
         <w:rPr>
-          <w:rFonts w:ascii="Microsoft YaHei" w:hAnsi="Microsoft YaHei"/>
+          <w:rFonts w:eastAsia="微软雅黑" w:ascii="微软雅黑" w:hAnsi="微软雅黑" w:cs="微软雅黑" w:hint="eastAsia"/>
           <w:b/>
           <w:color w:val="1E293B"/>
           <w:sz w:val="21"/>
@@ -431,7 +431,7 @@
       </w:pPr>
       <w:r>
         <w:rPr>
-          <w:rFonts w:ascii="Microsoft YaHei" w:hAnsi="Microsoft YaHei"/>
+          <w:rFonts w:eastAsia="微软雅黑" w:ascii="微软雅黑" w:hAnsi="微软雅黑" w:cs="微软雅黑" w:hint="eastAsia"/>
           <w:b w:val="0"/>
           <w:color w:val="1E293B"/>
           <w:sz w:val="21"/>
@@ -467,7 +467,7 @@
             </w:pPr>
             <w:r>
               <w:rPr>
-                <w:rFonts w:ascii="Microsoft YaHei" w:hAnsi="Microsoft YaHei"/>
+                <w:rFonts w:eastAsia="微软雅黑" w:ascii="微软雅黑" w:hAnsi="微软雅黑" w:cs="微软雅黑" w:hint="eastAsia"/>
                 <w:b/>
                 <w:color w:val="1E293B"/>
                 <w:sz w:val="19"/>
@@ -488,7 +488,7 @@
             </w:pPr>
             <w:r>
               <w:rPr>
-                <w:rFonts w:ascii="Microsoft YaHei" w:hAnsi="Microsoft YaHei"/>
+                <w:rFonts w:eastAsia="微软雅黑" w:ascii="微软雅黑" w:hAnsi="微软雅黑" w:cs="微软雅黑" w:hint="eastAsia"/>
                 <w:b/>
                 <w:color w:val="1E293B"/>
                 <w:sz w:val="19"/>
@@ -509,7 +509,7 @@
             </w:pPr>
             <w:r>
               <w:rPr>
-                <w:rFonts w:ascii="Microsoft YaHei" w:hAnsi="Microsoft YaHei"/>
+                <w:rFonts w:eastAsia="微软雅黑" w:ascii="微软雅黑" w:hAnsi="微软雅黑" w:cs="微软雅黑" w:hint="eastAsia"/>
                 <w:b/>
                 <w:color w:val="1E293B"/>
                 <w:sz w:val="19"/>
@@ -532,7 +532,7 @@
             </w:pPr>
             <w:r>
               <w:rPr>
-                <w:rFonts w:ascii="Microsoft YaHei" w:hAnsi="Microsoft YaHei"/>
+                <w:rFonts w:eastAsia="微软雅黑" w:ascii="微软雅黑" w:hAnsi="微软雅黑" w:cs="微软雅黑" w:hint="eastAsia"/>
                 <w:b/>
                 <w:color w:val="1E293B"/>
                 <w:sz w:val="18"/>
@@ -552,7 +552,7 @@
             </w:pPr>
             <w:r>
               <w:rPr>
-                <w:rFonts w:ascii="Microsoft YaHei" w:hAnsi="Microsoft YaHei"/>
+                <w:rFonts w:eastAsia="微软雅黑" w:ascii="微软雅黑" w:hAnsi="微软雅黑" w:cs="微软雅黑" w:hint="eastAsia"/>
                 <w:b w:val="0"/>
                 <w:color w:val="1E293B"/>
                 <w:sz w:val="18"/>
@@ -572,7 +572,7 @@
             </w:pPr>
             <w:r>
               <w:rPr>
-                <w:rFonts w:ascii="Microsoft YaHei" w:hAnsi="Microsoft YaHei"/>
+                <w:rFonts w:eastAsia="微软雅黑" w:ascii="微软雅黑" w:hAnsi="微软雅黑" w:cs="微软雅黑" w:hint="eastAsia"/>
                 <w:b w:val="0"/>
                 <w:color w:val="1E293B"/>
                 <w:sz w:val="18"/>
@@ -595,7 +595,7 @@
             </w:pPr>
             <w:r>
               <w:rPr>
-                <w:rFonts w:ascii="Microsoft YaHei" w:hAnsi="Microsoft YaHei"/>
+                <w:rFonts w:eastAsia="微软雅黑" w:ascii="微软雅黑" w:hAnsi="微软雅黑" w:cs="微软雅黑" w:hint="eastAsia"/>
                 <w:b/>
                 <w:color w:val="1E293B"/>
                 <w:sz w:val="18"/>
@@ -615,7 +615,7 @@
             </w:pPr>
             <w:r>
               <w:rPr>
-                <w:rFonts w:ascii="Microsoft YaHei" w:hAnsi="Microsoft YaHei"/>
+                <w:rFonts w:eastAsia="微软雅黑" w:ascii="微软雅黑" w:hAnsi="微软雅黑" w:cs="微软雅黑" w:hint="eastAsia"/>
                 <w:b w:val="0"/>
                 <w:color w:val="1E293B"/>
                 <w:sz w:val="18"/>
@@ -635,7 +635,7 @@
             </w:pPr>
             <w:r>
               <w:rPr>
-                <w:rFonts w:ascii="Microsoft YaHei" w:hAnsi="Microsoft YaHei"/>
+                <w:rFonts w:eastAsia="微软雅黑" w:ascii="微软雅黑" w:hAnsi="微软雅黑" w:cs="微软雅黑" w:hint="eastAsia"/>
                 <w:b w:val="0"/>
                 <w:color w:val="1E293B"/>
                 <w:sz w:val="18"/>
@@ -658,7 +658,7 @@
             </w:pPr>
             <w:r>
               <w:rPr>
-                <w:rFonts w:ascii="Microsoft YaHei" w:hAnsi="Microsoft YaHei"/>
+                <w:rFonts w:eastAsia="微软雅黑" w:ascii="微软雅黑" w:hAnsi="微软雅黑" w:cs="微软雅黑" w:hint="eastAsia"/>
                 <w:b/>
                 <w:color w:val="1E293B"/>
                 <w:sz w:val="18"/>
@@ -678,7 +678,7 @@
             </w:pPr>
             <w:r>
               <w:rPr>
-                <w:rFonts w:ascii="Microsoft YaHei" w:hAnsi="Microsoft YaHei"/>
+                <w:rFonts w:eastAsia="微软雅黑" w:ascii="微软雅黑" w:hAnsi="微软雅黑" w:cs="微软雅黑" w:hint="eastAsia"/>
                 <w:b w:val="0"/>
                 <w:color w:val="1E293B"/>
                 <w:sz w:val="18"/>
@@ -698,7 +698,7 @@
             </w:pPr>
             <w:r>
               <w:rPr>
-                <w:rFonts w:ascii="Microsoft YaHei" w:hAnsi="Microsoft YaHei"/>
+                <w:rFonts w:eastAsia="微软雅黑" w:ascii="微软雅黑" w:hAnsi="微软雅黑" w:cs="微软雅黑" w:hint="eastAsia"/>
                 <w:b w:val="0"/>
                 <w:color w:val="1E293B"/>
                 <w:sz w:val="18"/>
@@ -721,7 +721,7 @@
             </w:pPr>
             <w:r>
               <w:rPr>
-                <w:rFonts w:ascii="Microsoft YaHei" w:hAnsi="Microsoft YaHei"/>
+                <w:rFonts w:eastAsia="微软雅黑" w:ascii="微软雅黑" w:hAnsi="微软雅黑" w:cs="微软雅黑" w:hint="eastAsia"/>
                 <w:b/>
                 <w:color w:val="1E293B"/>
                 <w:sz w:val="18"/>
@@ -741,7 +741,7 @@
             </w:pPr>
             <w:r>
               <w:rPr>
-                <w:rFonts w:ascii="Microsoft YaHei" w:hAnsi="Microsoft YaHei"/>
+                <w:rFonts w:eastAsia="微软雅黑" w:ascii="微软雅黑" w:hAnsi="微软雅黑" w:cs="微软雅黑" w:hint="eastAsia"/>
                 <w:b w:val="0"/>
                 <w:color w:val="1E293B"/>
                 <w:sz w:val="18"/>
@@ -761,7 +761,7 @@
             </w:pPr>
             <w:r>
               <w:rPr>
-                <w:rFonts w:ascii="Microsoft YaHei" w:hAnsi="Microsoft YaHei"/>
+                <w:rFonts w:eastAsia="微软雅黑" w:ascii="微软雅黑" w:hAnsi="微软雅黑" w:cs="微软雅黑" w:hint="eastAsia"/>
                 <w:b w:val="0"/>
                 <w:color w:val="1E293B"/>
                 <w:sz w:val="18"/>
@@ -784,7 +784,7 @@
             </w:pPr>
             <w:r>
               <w:rPr>
-                <w:rFonts w:ascii="Microsoft YaHei" w:hAnsi="Microsoft YaHei"/>
+                <w:rFonts w:eastAsia="微软雅黑" w:ascii="微软雅黑" w:hAnsi="微软雅黑" w:cs="微软雅黑" w:hint="eastAsia"/>
                 <w:b/>
                 <w:color w:val="1E293B"/>
                 <w:sz w:val="18"/>
@@ -804,7 +804,7 @@
             </w:pPr>
             <w:r>
               <w:rPr>
-                <w:rFonts w:ascii="Microsoft YaHei" w:hAnsi="Microsoft YaHei"/>
+                <w:rFonts w:eastAsia="微软雅黑" w:ascii="微软雅黑" w:hAnsi="微软雅黑" w:cs="微软雅黑" w:hint="eastAsia"/>
                 <w:b w:val="0"/>
                 <w:color w:val="1E293B"/>
                 <w:sz w:val="18"/>
@@ -824,7 +824,7 @@
             </w:pPr>
             <w:r>
               <w:rPr>
-                <w:rFonts w:ascii="Microsoft YaHei" w:hAnsi="Microsoft YaHei"/>
+                <w:rFonts w:eastAsia="微软雅黑" w:ascii="微软雅黑" w:hAnsi="微软雅黑" w:cs="微软雅黑" w:hint="eastAsia"/>
                 <w:b w:val="0"/>
                 <w:color w:val="1E293B"/>
                 <w:sz w:val="18"/>
@@ -842,7 +842,7 @@
       </w:pPr>
       <w:r>
         <w:rPr>
-          <w:rFonts w:ascii="Microsoft YaHei" w:hAnsi="Microsoft YaHei"/>
+          <w:rFonts w:eastAsia="微软雅黑" w:ascii="微软雅黑" w:hAnsi="微软雅黑" w:cs="微软雅黑" w:hint="eastAsia"/>
           <w:b/>
           <w:color w:val="0284C7"/>
           <w:sz w:val="26"/>
@@ -857,7 +857,7 @@
       </w:pPr>
       <w:r>
         <w:rPr>
-          <w:rFonts w:ascii="Microsoft YaHei" w:hAnsi="Microsoft YaHei"/>
+          <w:rFonts w:eastAsia="微软雅黑" w:ascii="微软雅黑" w:hAnsi="微软雅黑" w:cs="微软雅黑" w:hint="eastAsia"/>
           <w:b w:val="0"/>
           <w:color w:val="1E293B"/>
           <w:sz w:val="21"/>
@@ -872,7 +872,7 @@
       </w:pPr>
       <w:r>
         <w:rPr>
-          <w:rFonts w:ascii="Microsoft YaHei" w:hAnsi="Microsoft YaHei"/>
+          <w:rFonts w:eastAsia="微软雅黑" w:ascii="微软雅黑" w:hAnsi="微软雅黑" w:cs="微软雅黑" w:hint="eastAsia"/>
           <w:b w:val="0"/>
           <w:color w:val="1E293B"/>
           <w:sz w:val="21"/>
@@ -887,7 +887,7 @@
       </w:pPr>
       <w:r>
         <w:rPr>
-          <w:rFonts w:ascii="Microsoft YaHei" w:hAnsi="Microsoft YaHei"/>
+          <w:rFonts w:eastAsia="微软雅黑" w:ascii="微软雅黑" w:hAnsi="微软雅黑" w:cs="微软雅黑" w:hint="eastAsia"/>
           <w:b w:val="0"/>
           <w:color w:val="1E293B"/>
           <w:sz w:val="21"/>
@@ -902,7 +902,7 @@
       </w:pPr>
       <w:r>
         <w:rPr>
-          <w:rFonts w:ascii="Microsoft YaHei" w:hAnsi="Microsoft YaHei"/>
+          <w:rFonts w:eastAsia="微软雅黑" w:ascii="微软雅黑" w:hAnsi="微软雅黑" w:cs="微软雅黑" w:hint="eastAsia"/>
           <w:b/>
           <w:color w:val="0284C7"/>
           <w:sz w:val="26"/>
@@ -934,7 +934,7 @@
             </w:pPr>
             <w:r>
               <w:rPr>
-                <w:rFonts w:ascii="Microsoft YaHei" w:hAnsi="Microsoft YaHei"/>
+                <w:rFonts w:eastAsia="微软雅黑" w:ascii="微软雅黑" w:hAnsi="微软雅黑" w:cs="微软雅黑" w:hint="eastAsia"/>
                 <w:b/>
                 <w:color w:val="1E293B"/>
                 <w:sz w:val="19"/>
@@ -955,7 +955,7 @@
             </w:pPr>
             <w:r>
               <w:rPr>
-                <w:rFonts w:ascii="Microsoft YaHei" w:hAnsi="Microsoft YaHei"/>
+                <w:rFonts w:eastAsia="微软雅黑" w:ascii="微软雅黑" w:hAnsi="微软雅黑" w:cs="微软雅黑" w:hint="eastAsia"/>
                 <w:b/>
                 <w:color w:val="1E293B"/>
                 <w:sz w:val="19"/>
@@ -976,7 +976,7 @@
             </w:pPr>
             <w:r>
               <w:rPr>
-                <w:rFonts w:ascii="Microsoft YaHei" w:hAnsi="Microsoft YaHei"/>
+                <w:rFonts w:eastAsia="微软雅黑" w:ascii="微软雅黑" w:hAnsi="微软雅黑" w:cs="微软雅黑" w:hint="eastAsia"/>
                 <w:b/>
                 <w:color w:val="1E293B"/>
                 <w:sz w:val="19"/>
@@ -999,7 +999,7 @@
             </w:pPr>
             <w:r>
               <w:rPr>
-                <w:rFonts w:ascii="Microsoft YaHei" w:hAnsi="Microsoft YaHei"/>
+                <w:rFonts w:eastAsia="微软雅黑" w:ascii="微软雅黑" w:hAnsi="微软雅黑" w:cs="微软雅黑" w:hint="eastAsia"/>
                 <w:b/>
                 <w:color w:val="1E293B"/>
                 <w:sz w:val="18"/>
@@ -1019,7 +1019,7 @@
             </w:pPr>
             <w:r>
               <w:rPr>
-                <w:rFonts w:ascii="Microsoft YaHei" w:hAnsi="Microsoft YaHei"/>
+                <w:rFonts w:eastAsia="微软雅黑" w:ascii="微软雅黑" w:hAnsi="微软雅黑" w:cs="微软雅黑" w:hint="eastAsia"/>
                 <w:b w:val="0"/>
                 <w:color w:val="1E293B"/>
                 <w:sz w:val="18"/>
@@ -1039,7 +1039,7 @@
             </w:pPr>
             <w:r>
               <w:rPr>
-                <w:rFonts w:ascii="Microsoft YaHei" w:hAnsi="Microsoft YaHei"/>
+                <w:rFonts w:eastAsia="微软雅黑" w:ascii="微软雅黑" w:hAnsi="微软雅黑" w:cs="微软雅黑" w:hint="eastAsia"/>
                 <w:b w:val="0"/>
                 <w:color w:val="1E293B"/>
                 <w:sz w:val="18"/>
@@ -1062,7 +1062,7 @@
             </w:pPr>
             <w:r>
               <w:rPr>
-                <w:rFonts w:ascii="Microsoft YaHei" w:hAnsi="Microsoft YaHei"/>
+                <w:rFonts w:eastAsia="微软雅黑" w:ascii="微软雅黑" w:hAnsi="微软雅黑" w:cs="微软雅黑" w:hint="eastAsia"/>
                 <w:b/>
                 <w:color w:val="1E293B"/>
                 <w:sz w:val="18"/>
@@ -1082,7 +1082,7 @@
             </w:pPr>
             <w:r>
               <w:rPr>
-                <w:rFonts w:ascii="Microsoft YaHei" w:hAnsi="Microsoft YaHei"/>
+                <w:rFonts w:eastAsia="微软雅黑" w:ascii="微软雅黑" w:hAnsi="微软雅黑" w:cs="微软雅黑" w:hint="eastAsia"/>
                 <w:b w:val="0"/>
                 <w:color w:val="1E293B"/>
                 <w:sz w:val="18"/>
@@ -1102,7 +1102,7 @@
             </w:pPr>
             <w:r>
               <w:rPr>
-                <w:rFonts w:ascii="Microsoft YaHei" w:hAnsi="Microsoft YaHei"/>
+                <w:rFonts w:eastAsia="微软雅黑" w:ascii="微软雅黑" w:hAnsi="微软雅黑" w:cs="微软雅黑" w:hint="eastAsia"/>
                 <w:b w:val="0"/>
                 <w:color w:val="1E293B"/>
                 <w:sz w:val="18"/>
@@ -1125,7 +1125,7 @@
             </w:pPr>
             <w:r>
               <w:rPr>
-                <w:rFonts w:ascii="Microsoft YaHei" w:hAnsi="Microsoft YaHei"/>
+                <w:rFonts w:eastAsia="微软雅黑" w:ascii="微软雅黑" w:hAnsi="微软雅黑" w:cs="微软雅黑" w:hint="eastAsia"/>
                 <w:b/>
                 <w:color w:val="1E293B"/>
                 <w:sz w:val="18"/>
@@ -1145,7 +1145,7 @@
             </w:pPr>
             <w:r>
               <w:rPr>
-                <w:rFonts w:ascii="Microsoft YaHei" w:hAnsi="Microsoft YaHei"/>
+                <w:rFonts w:eastAsia="微软雅黑" w:ascii="微软雅黑" w:hAnsi="微软雅黑" w:cs="微软雅黑" w:hint="eastAsia"/>
                 <w:b w:val="0"/>
                 <w:color w:val="1E293B"/>
                 <w:sz w:val="18"/>
@@ -1165,7 +1165,7 @@
             </w:pPr>
             <w:r>
               <w:rPr>
-                <w:rFonts w:ascii="Microsoft YaHei" w:hAnsi="Microsoft YaHei"/>
+                <w:rFonts w:eastAsia="微软雅黑" w:ascii="微软雅黑" w:hAnsi="微软雅黑" w:cs="微软雅黑" w:hint="eastAsia"/>
                 <w:b w:val="0"/>
                 <w:color w:val="1E293B"/>
                 <w:sz w:val="18"/>
@@ -1188,7 +1188,7 @@
             </w:pPr>
             <w:r>
               <w:rPr>
-                <w:rFonts w:ascii="Microsoft YaHei" w:hAnsi="Microsoft YaHei"/>
+                <w:rFonts w:eastAsia="微软雅黑" w:ascii="微软雅黑" w:hAnsi="微软雅黑" w:cs="微软雅黑" w:hint="eastAsia"/>
                 <w:b/>
                 <w:color w:val="1E293B"/>
                 <w:sz w:val="18"/>
@@ -1208,7 +1208,7 @@
             </w:pPr>
             <w:r>
               <w:rPr>
-                <w:rFonts w:ascii="Microsoft YaHei" w:hAnsi="Microsoft YaHei"/>
+                <w:rFonts w:eastAsia="微软雅黑" w:ascii="微软雅黑" w:hAnsi="微软雅黑" w:cs="微软雅黑" w:hint="eastAsia"/>
                 <w:b w:val="0"/>
                 <w:color w:val="1E293B"/>
                 <w:sz w:val="18"/>
@@ -1228,7 +1228,7 @@
             </w:pPr>
             <w:r>
               <w:rPr>
-                <w:rFonts w:ascii="Microsoft YaHei" w:hAnsi="Microsoft YaHei"/>
+                <w:rFonts w:eastAsia="微软雅黑" w:ascii="微软雅黑" w:hAnsi="微软雅黑" w:cs="微软雅黑" w:hint="eastAsia"/>
                 <w:b w:val="0"/>
                 <w:color w:val="1E293B"/>
                 <w:sz w:val="18"/>
@@ -1612,6 +1612,10 @@
     <w:name w:val="Normal"/>
     <w:qFormat/>
     <w:rsid w:val="00FC693F"/>
+    <w:rPr>
+      <w:rFonts w:ascii="微软雅黑" w:hAnsi="微软雅黑" w:eastAsia="微软雅黑" w:cs="微软雅黑"/>
+      <w:sz w:val="21"/>
+    </w:rPr>
   </w:style>
   <w:style w:type="paragraph" w:styleId="Header">
     <w:name w:val="header"/>

--- a/docs/qwen/千问办公专家套件-核心优势证明材料.docx
+++ b/docs/qwen/千问办公专家套件-核心优势证明材料.docx
@@ -4,14 +4,14 @@
   <w:body>
     <w:p>
       <w:pPr>
-        <w:spacing w:before="240" w:after="80" w:line="300" w:lineRule="auto"/>
+        <w:spacing w:before="280" w:after="80" w:line="312" w:lineRule="auto"/>
         <w:jc w:val="center"/>
       </w:pPr>
       <w:r>
         <w:rPr>
-          <w:rFonts w:eastAsia="微软雅黑" w:ascii="微软雅黑" w:hAnsi="微软雅黑" w:cs="微软雅黑" w:hint="eastAsia"/>
+          <w:rFonts w:eastAsia="黑体" w:ascii="Times New Roman" w:hAnsi="Times New Roman" w:cs="Times New Roman" w:hint="eastAsia"/>
           <w:b/>
-          <w:color w:val="0284C7"/>
+          <w:color w:val="111827"/>
           <w:sz w:val="36"/>
         </w:rPr>
         <w:t>千问办公专家套件 · 核心优势与落地证明材料</w:t>
@@ -19,44 +19,44 @@
     </w:p>
     <w:p>
       <w:pPr>
-        <w:spacing w:before="0" w:after="280" w:line="300" w:lineRule="auto"/>
+        <w:spacing w:before="0" w:after="280" w:line="312" w:lineRule="auto"/>
         <w:jc w:val="center"/>
       </w:pPr>
       <w:r>
         <w:rPr>
-          <w:rFonts w:eastAsia="微软雅黑" w:ascii="微软雅黑" w:hAnsi="微软雅黑" w:cs="微软雅黑" w:hint="eastAsia"/>
+          <w:rFonts w:eastAsia="楷体" w:ascii="Times New Roman" w:hAnsi="Times New Roman" w:cs="Times New Roman" w:hint="eastAsia"/>
           <w:b w:val="0"/>
-          <w:color w:val="64748B"/>
-          <w:sz w:val="20"/>
+          <w:color w:val="4B5563"/>
+          <w:sz w:val="21"/>
         </w:rPr>
         <w:t>套件名称：多专家协同研发工作流 (multi-agent-flow) | 申报主体：任可 | 日期：2026-08-24</w:t>
       </w:r>
     </w:p>
     <w:p>
       <w:pPr>
-        <w:spacing w:before="280" w:after="120" w:line="300" w:lineRule="auto"/>
+        <w:spacing w:before="280" w:after="120" w:line="312" w:lineRule="auto"/>
         <w:jc w:val="left"/>
       </w:pPr>
       <w:r>
         <w:rPr>
-          <w:rFonts w:eastAsia="微软雅黑" w:ascii="微软雅黑" w:hAnsi="微软雅黑" w:cs="微软雅黑" w:hint="eastAsia"/>
+          <w:rFonts w:eastAsia="黑体" w:ascii="Times New Roman" w:hAnsi="Times New Roman" w:cs="Times New Roman" w:hint="eastAsia"/>
           <w:b/>
-          <w:color w:val="0284C7"/>
-          <w:sz w:val="26"/>
+          <w:color w:val="111827"/>
+          <w:sz w:val="28"/>
         </w:rPr>
         <w:t>一、 落地采用、开源影响力与受众数据证明 (Adoption &amp; Metrics)</w:t>
       </w:r>
     </w:p>
     <w:p>
       <w:pPr>
-        <w:spacing w:before="60" w:after="80" w:line="300" w:lineRule="auto"/>
+        <w:spacing w:before="60" w:after="60" w:line="312" w:lineRule="auto"/>
         <w:jc w:val="left"/>
       </w:pPr>
       <w:r>
         <w:rPr>
-          <w:rFonts w:eastAsia="微软雅黑" w:ascii="微软雅黑" w:hAnsi="微软雅黑" w:cs="微软雅黑" w:hint="eastAsia"/>
+          <w:rFonts w:eastAsia="宋体" w:ascii="Times New Roman" w:hAnsi="Times New Roman" w:cs="Times New Roman" w:hint="eastAsia"/>
           <w:b w:val="0"/>
-          <w:color w:val="1E293B"/>
+          <w:color w:val="000000"/>
           <w:sz w:val="21"/>
         </w:rPr>
         <w:t>本套件已在真实软件研发与敏捷交付流程中实现深度工程化落地，并已建立官方开源主页与代码仓库：</w:t>
@@ -69,25 +69,25 @@
         <w:tblLook w:firstColumn="1" w:firstRow="1" w:lastColumn="0" w:lastRow="0" w:noHBand="0" w:noVBand="1" w:val="04A0"/>
       </w:tblPr>
       <w:tblGrid>
-        <w:gridCol w:w="4968"/>
-        <w:gridCol w:w="4968"/>
+        <w:gridCol w:w="4536"/>
+        <w:gridCol w:w="4536"/>
       </w:tblGrid>
       <w:tr>
         <w:tc>
           <w:tcPr>
-            <w:tcW w:type="dxa" w:w="4968"/>
+            <w:tcW w:type="dxa" w:w="4536"/>
             <w:shd w:fill="F1F5F9"/>
           </w:tcPr>
           <w:p>
             <w:pPr>
-              <w:spacing w:before="60" w:after="60" w:line="276" w:lineRule="auto"/>
+              <w:spacing w:before="40" w:after="40" w:line="276" w:lineRule="auto"/>
               <w:jc w:val="center"/>
             </w:pPr>
             <w:r>
               <w:rPr>
-                <w:rFonts w:eastAsia="微软雅黑" w:ascii="微软雅黑" w:hAnsi="微软雅黑" w:cs="微软雅黑" w:hint="eastAsia"/>
+                <w:rFonts w:eastAsia="黑体" w:ascii="Times New Roman" w:hAnsi="Times New Roman" w:cs="Times New Roman" w:hint="eastAsia"/>
                 <w:b/>
-                <w:color w:val="1E293B"/>
+                <w:color w:val="000000"/>
                 <w:sz w:val="19"/>
               </w:rPr>
               <w:t>指标维度</w:t>
@@ -96,19 +96,19 @@
         </w:tc>
         <w:tc>
           <w:tcPr>
-            <w:tcW w:type="dxa" w:w="4968"/>
+            <w:tcW w:type="dxa" w:w="4536"/>
             <w:shd w:fill="F1F5F9"/>
           </w:tcPr>
           <w:p>
             <w:pPr>
-              <w:spacing w:before="60" w:after="60" w:line="276" w:lineRule="auto"/>
+              <w:spacing w:before="40" w:after="40" w:line="276" w:lineRule="auto"/>
               <w:jc w:val="center"/>
             </w:pPr>
             <w:r>
               <w:rPr>
-                <w:rFonts w:eastAsia="微软雅黑" w:ascii="微软雅黑" w:hAnsi="微软雅黑" w:cs="微软雅黑" w:hint="eastAsia"/>
+                <w:rFonts w:eastAsia="黑体" w:ascii="Times New Roman" w:hAnsi="Times New Roman" w:cs="Times New Roman" w:hint="eastAsia"/>
                 <w:b/>
-                <w:color w:val="1E293B"/>
+                <w:color w:val="000000"/>
                 <w:sz w:val="19"/>
               </w:rPr>
               <w:t>实测数据与证明事实</w:t>
@@ -119,19 +119,19 @@
       <w:tr>
         <w:tc>
           <w:tcPr>
-            <w:tcW w:type="dxa" w:w="4968"/>
+            <w:tcW w:type="dxa" w:w="4536"/>
             <w:shd w:fill="F8FAFC"/>
           </w:tcPr>
           <w:p>
             <w:pPr>
-              <w:spacing w:before="60" w:after="60" w:line="276" w:lineRule="auto"/>
+              <w:spacing w:before="40" w:after="40" w:line="276" w:lineRule="auto"/>
               <w:jc w:val="left"/>
             </w:pPr>
             <w:r>
               <w:rPr>
-                <w:rFonts w:eastAsia="微软雅黑" w:ascii="微软雅黑" w:hAnsi="微软雅黑" w:cs="微软雅黑" w:hint="eastAsia"/>
+                <w:rFonts w:eastAsia="宋体" w:ascii="Times New Roman" w:hAnsi="Times New Roman" w:cs="Times New Roman" w:hint="eastAsia"/>
                 <w:b/>
-                <w:color w:val="1E293B"/>
+                <w:color w:val="000000"/>
                 <w:sz w:val="18"/>
               </w:rPr>
               <w:t>官方开源仓库与 Star</w:t>
@@ -140,18 +140,18 @@
         </w:tc>
         <w:tc>
           <w:tcPr>
-            <w:tcW w:type="dxa" w:w="4968"/>
+            <w:tcW w:type="dxa" w:w="4536"/>
           </w:tcPr>
           <w:p>
             <w:pPr>
-              <w:spacing w:before="60" w:after="60" w:line="276" w:lineRule="auto"/>
+              <w:spacing w:before="40" w:after="40" w:line="276" w:lineRule="auto"/>
               <w:jc w:val="left"/>
             </w:pPr>
             <w:r>
               <w:rPr>
-                <w:rFonts w:eastAsia="微软雅黑" w:ascii="微软雅黑" w:hAnsi="微软雅黑" w:cs="微软雅黑" w:hint="eastAsia"/>
+                <w:rFonts w:eastAsia="宋体" w:ascii="Times New Roman" w:hAnsi="Times New Roman" w:cs="Times New Roman" w:hint="eastAsia"/>
                 <w:b w:val="0"/>
-                <w:color w:val="1E293B"/>
+                <w:color w:val="000000"/>
                 <w:sz w:val="18"/>
               </w:rPr>
               <w:t>GitHub 仓库地址：https://github.com/YuanYii/multi-agent-flow</w:t>
@@ -164,19 +164,19 @@
       <w:tr>
         <w:tc>
           <w:tcPr>
-            <w:tcW w:type="dxa" w:w="4968"/>
+            <w:tcW w:type="dxa" w:w="4536"/>
             <w:shd w:fill="F8FAFC"/>
           </w:tcPr>
           <w:p>
             <w:pPr>
-              <w:spacing w:before="60" w:after="60" w:line="276" w:lineRule="auto"/>
+              <w:spacing w:before="40" w:after="40" w:line="276" w:lineRule="auto"/>
               <w:jc w:val="left"/>
             </w:pPr>
             <w:r>
               <w:rPr>
-                <w:rFonts w:eastAsia="微软雅黑" w:ascii="微软雅黑" w:hAnsi="微软雅黑" w:cs="微软雅黑" w:hint="eastAsia"/>
+                <w:rFonts w:eastAsia="宋体" w:ascii="Times New Roman" w:hAnsi="Times New Roman" w:cs="Times New Roman" w:hint="eastAsia"/>
                 <w:b/>
-                <w:color w:val="1E293B"/>
+                <w:color w:val="000000"/>
                 <w:sz w:val="18"/>
               </w:rPr>
               <w:t>官方介绍主页与演示站</w:t>
@@ -185,18 +185,18 @@
         </w:tc>
         <w:tc>
           <w:tcPr>
-            <w:tcW w:type="dxa" w:w="4968"/>
+            <w:tcW w:type="dxa" w:w="4536"/>
           </w:tcPr>
           <w:p>
             <w:pPr>
-              <w:spacing w:before="60" w:after="60" w:line="276" w:lineRule="auto"/>
+              <w:spacing w:before="40" w:after="40" w:line="276" w:lineRule="auto"/>
               <w:jc w:val="left"/>
             </w:pPr>
             <w:r>
               <w:rPr>
-                <w:rFonts w:eastAsia="微软雅黑" w:ascii="微软雅黑" w:hAnsi="微软雅黑" w:cs="微软雅黑" w:hint="eastAsia"/>
+                <w:rFonts w:eastAsia="宋体" w:ascii="Times New Roman" w:hAnsi="Times New Roman" w:cs="Times New Roman" w:hint="eastAsia"/>
                 <w:b w:val="0"/>
-                <w:color w:val="1E293B"/>
+                <w:color w:val="000000"/>
                 <w:sz w:val="18"/>
               </w:rPr>
               <w:t>官方在线主页：https://yuanyii.github.io/multi-agent-flow/</w:t>
@@ -209,19 +209,19 @@
       <w:tr>
         <w:tc>
           <w:tcPr>
-            <w:tcW w:type="dxa" w:w="4968"/>
+            <w:tcW w:type="dxa" w:w="4536"/>
             <w:shd w:fill="F8FAFC"/>
           </w:tcPr>
           <w:p>
             <w:pPr>
-              <w:spacing w:before="60" w:after="60" w:line="276" w:lineRule="auto"/>
+              <w:spacing w:before="40" w:after="40" w:line="276" w:lineRule="auto"/>
               <w:jc w:val="left"/>
             </w:pPr>
             <w:r>
               <w:rPr>
-                <w:rFonts w:eastAsia="微软雅黑" w:ascii="微软雅黑" w:hAnsi="微软雅黑" w:cs="微软雅黑" w:hint="eastAsia"/>
+                <w:rFonts w:eastAsia="宋体" w:ascii="Times New Roman" w:hAnsi="Times New Roman" w:cs="Times New Roman" w:hint="eastAsia"/>
                 <w:b/>
-                <w:color w:val="1E293B"/>
+                <w:color w:val="000000"/>
                 <w:sz w:val="18"/>
               </w:rPr>
               <w:t>实际支持任务数</w:t>
@@ -230,18 +230,18 @@
         </w:tc>
         <w:tc>
           <w:tcPr>
-            <w:tcW w:type="dxa" w:w="4968"/>
+            <w:tcW w:type="dxa" w:w="4536"/>
           </w:tcPr>
           <w:p>
             <w:pPr>
-              <w:spacing w:before="60" w:after="60" w:line="276" w:lineRule="auto"/>
+              <w:spacing w:before="40" w:after="40" w:line="276" w:lineRule="auto"/>
               <w:jc w:val="left"/>
             </w:pPr>
             <w:r>
               <w:rPr>
-                <w:rFonts w:eastAsia="微软雅黑" w:ascii="微软雅黑" w:hAnsi="微软雅黑" w:cs="微软雅黑" w:hint="eastAsia"/>
+                <w:rFonts w:eastAsia="宋体" w:ascii="Times New Roman" w:hAnsi="Times New Roman" w:cs="Times New Roman" w:hint="eastAsia"/>
                 <w:b w:val="0"/>
-                <w:color w:val="1E293B"/>
+                <w:color w:val="000000"/>
                 <w:sz w:val="18"/>
               </w:rPr>
               <w:t>已累计实际支持执行 1500+ 项研发协同任务流转，各阶段状态机流转顺畅、无丢单漏单。</w:t>
@@ -252,19 +252,19 @@
       <w:tr>
         <w:tc>
           <w:tcPr>
-            <w:tcW w:type="dxa" w:w="4968"/>
+            <w:tcW w:type="dxa" w:w="4536"/>
             <w:shd w:fill="F8FAFC"/>
           </w:tcPr>
           <w:p>
             <w:pPr>
-              <w:spacing w:before="60" w:after="60" w:line="276" w:lineRule="auto"/>
+              <w:spacing w:before="40" w:after="40" w:line="276" w:lineRule="auto"/>
               <w:jc w:val="left"/>
             </w:pPr>
             <w:r>
               <w:rPr>
-                <w:rFonts w:eastAsia="微软雅黑" w:ascii="微软雅黑" w:hAnsi="微软雅黑" w:cs="微软雅黑" w:hint="eastAsia"/>
+                <w:rFonts w:eastAsia="宋体" w:ascii="Times New Roman" w:hAnsi="Times New Roman" w:cs="Times New Roman" w:hint="eastAsia"/>
                 <w:b/>
-                <w:color w:val="1E293B"/>
+                <w:color w:val="000000"/>
                 <w:sz w:val="18"/>
               </w:rPr>
               <w:t>专家角色覆盖</w:t>
@@ -273,18 +273,18 @@
         </w:tc>
         <w:tc>
           <w:tcPr>
-            <w:tcW w:type="dxa" w:w="4968"/>
+            <w:tcW w:type="dxa" w:w="4536"/>
           </w:tcPr>
           <w:p>
             <w:pPr>
-              <w:spacing w:before="60" w:after="60" w:line="276" w:lineRule="auto"/>
+              <w:spacing w:before="40" w:after="40" w:line="276" w:lineRule="auto"/>
               <w:jc w:val="left"/>
             </w:pPr>
             <w:r>
               <w:rPr>
-                <w:rFonts w:eastAsia="微软雅黑" w:ascii="微软雅黑" w:hAnsi="微软雅黑" w:cs="微软雅黑" w:hint="eastAsia"/>
+                <w:rFonts w:eastAsia="宋体" w:ascii="Times New Roman" w:hAnsi="Times New Roman" w:cs="Times New Roman" w:hint="eastAsia"/>
                 <w:b w:val="0"/>
-                <w:color w:val="1E293B"/>
+                <w:color w:val="000000"/>
                 <w:sz w:val="18"/>
               </w:rPr>
               <w:t>完整覆盖 8 大专业岗位：严经理(PM)、钱架构(架构)、李开发(开发)、马前端(前端)、周审查(审查)、章测试(测试)、吕改特(运维)、李文通(文档)。</w:t>
@@ -295,19 +295,19 @@
       <w:tr>
         <w:tc>
           <w:tcPr>
-            <w:tcW w:type="dxa" w:w="4968"/>
+            <w:tcW w:type="dxa" w:w="4536"/>
             <w:shd w:fill="F8FAFC"/>
           </w:tcPr>
           <w:p>
             <w:pPr>
-              <w:spacing w:before="60" w:after="60" w:line="276" w:lineRule="auto"/>
+              <w:spacing w:before="40" w:after="40" w:line="276" w:lineRule="auto"/>
               <w:jc w:val="left"/>
             </w:pPr>
             <w:r>
               <w:rPr>
-                <w:rFonts w:eastAsia="微软雅黑" w:ascii="微软雅黑" w:hAnsi="微软雅黑" w:cs="微软雅黑" w:hint="eastAsia"/>
+                <w:rFonts w:eastAsia="宋体" w:ascii="Times New Roman" w:hAnsi="Times New Roman" w:cs="Times New Roman" w:hint="eastAsia"/>
                 <w:b/>
-                <w:color w:val="1E293B"/>
+                <w:color w:val="000000"/>
                 <w:sz w:val="18"/>
               </w:rPr>
               <w:t>研发返工率下降</w:t>
@@ -316,18 +316,18 @@
         </w:tc>
         <w:tc>
           <w:tcPr>
-            <w:tcW w:type="dxa" w:w="4968"/>
+            <w:tcW w:type="dxa" w:w="4536"/>
           </w:tcPr>
           <w:p>
             <w:pPr>
-              <w:spacing w:before="60" w:after="60" w:line="276" w:lineRule="auto"/>
+              <w:spacing w:before="40" w:after="40" w:line="276" w:lineRule="auto"/>
               <w:jc w:val="left"/>
             </w:pPr>
             <w:r>
               <w:rPr>
-                <w:rFonts w:eastAsia="微软雅黑" w:ascii="微软雅黑" w:hAnsi="微软雅黑" w:cs="微软雅黑" w:hint="eastAsia"/>
+                <w:rFonts w:eastAsia="宋体" w:ascii="Times New Roman" w:hAnsi="Times New Roman" w:cs="Times New Roman" w:hint="eastAsia"/>
                 <w:b w:val="0"/>
-                <w:color w:val="1E293B"/>
+                <w:color w:val="000000"/>
                 <w:sz w:val="18"/>
               </w:rPr>
               <w:t>在典型全栈项目中，多角色解耦与原卡缺陷打回机制使缺陷排查返工成本降低 60% 以上。</w:t>
@@ -338,19 +338,19 @@
       <w:tr>
         <w:tc>
           <w:tcPr>
-            <w:tcW w:type="dxa" w:w="4968"/>
+            <w:tcW w:type="dxa" w:w="4536"/>
             <w:shd w:fill="F8FAFC"/>
           </w:tcPr>
           <w:p>
             <w:pPr>
-              <w:spacing w:before="60" w:after="60" w:line="276" w:lineRule="auto"/>
+              <w:spacing w:before="40" w:after="40" w:line="276" w:lineRule="auto"/>
               <w:jc w:val="left"/>
             </w:pPr>
             <w:r>
               <w:rPr>
-                <w:rFonts w:eastAsia="微软雅黑" w:ascii="微软雅黑" w:hAnsi="微软雅黑" w:cs="微软雅黑" w:hint="eastAsia"/>
+                <w:rFonts w:eastAsia="宋体" w:ascii="Times New Roman" w:hAnsi="Times New Roman" w:cs="Times New Roman" w:hint="eastAsia"/>
                 <w:b/>
-                <w:color w:val="1E293B"/>
+                <w:color w:val="000000"/>
                 <w:sz w:val="18"/>
               </w:rPr>
               <w:t>审计可溯性</w:t>
@@ -359,18 +359,18 @@
         </w:tc>
         <w:tc>
           <w:tcPr>
-            <w:tcW w:type="dxa" w:w="4968"/>
+            <w:tcW w:type="dxa" w:w="4536"/>
           </w:tcPr>
           <w:p>
             <w:pPr>
-              <w:spacing w:before="60" w:after="60" w:line="276" w:lineRule="auto"/>
+              <w:spacing w:before="40" w:after="40" w:line="276" w:lineRule="auto"/>
               <w:jc w:val="left"/>
             </w:pPr>
             <w:r>
               <w:rPr>
-                <w:rFonts w:eastAsia="微软雅黑" w:ascii="微软雅黑" w:hAnsi="微软雅黑" w:cs="微软雅黑" w:hint="eastAsia"/>
+                <w:rFonts w:eastAsia="宋体" w:ascii="Times New Roman" w:hAnsi="Times New Roman" w:cs="Times New Roman" w:hint="eastAsia"/>
                 <w:b w:val="0"/>
-                <w:color w:val="1E293B"/>
+                <w:color w:val="000000"/>
                 <w:sz w:val="18"/>
               </w:rPr>
               <w:t>100% 任务具备 Process Node Trace 审计日志，支持全生命周期回溯与状态机防篡改。</w:t>
@@ -381,29 +381,29 @@
     </w:tbl>
     <w:p>
       <w:pPr>
-        <w:spacing w:before="280" w:after="120" w:line="300" w:lineRule="auto"/>
+        <w:spacing w:before="280" w:after="120" w:line="312" w:lineRule="auto"/>
         <w:jc w:val="left"/>
       </w:pPr>
       <w:r>
         <w:rPr>
-          <w:rFonts w:eastAsia="微软雅黑" w:ascii="微软雅黑" w:hAnsi="微软雅黑" w:cs="微软雅黑" w:hint="eastAsia"/>
+          <w:rFonts w:eastAsia="黑体" w:ascii="Times New Roman" w:hAnsi="Times New Roman" w:cs="Times New Roman" w:hint="eastAsia"/>
           <w:b/>
-          <w:color w:val="0284C7"/>
-          <w:sz w:val="26"/>
+          <w:color w:val="111827"/>
+          <w:sz w:val="28"/>
         </w:rPr>
         <w:t>二、 229 项全链路自动化测试与质量凭证 (Test Suite Proof)</w:t>
       </w:r>
     </w:p>
     <w:p>
       <w:pPr>
-        <w:spacing w:before="60" w:after="80" w:line="300" w:lineRule="auto"/>
+        <w:spacing w:before="60" w:after="60" w:line="312" w:lineRule="auto"/>
         <w:jc w:val="left"/>
       </w:pPr>
       <w:r>
         <w:rPr>
-          <w:rFonts w:eastAsia="微软雅黑" w:ascii="微软雅黑" w:hAnsi="微软雅黑" w:cs="微软雅黑" w:hint="eastAsia"/>
+          <w:rFonts w:eastAsia="宋体" w:ascii="Times New Roman" w:hAnsi="Times New Roman" w:cs="Times New Roman" w:hint="eastAsia"/>
           <w:b w:val="0"/>
-          <w:color w:val="1E293B"/>
+          <w:color w:val="000000"/>
           <w:sz w:val="21"/>
         </w:rPr>
         <w:t>为保障专家协同的严谨性与鲁棒性，套件内置了 229 项端到端自动化测试用例，覆盖全部状态机流转分支与越权拦截场景。</w:t>
@@ -411,14 +411,14 @@
     </w:p>
     <w:p>
       <w:pPr>
-        <w:spacing w:before="60" w:after="80" w:line="300" w:lineRule="auto"/>
+        <w:spacing w:before="60" w:after="60" w:line="312" w:lineRule="auto"/>
         <w:jc w:val="left"/>
       </w:pPr>
       <w:r>
         <w:rPr>
-          <w:rFonts w:eastAsia="微软雅黑" w:ascii="微软雅黑" w:hAnsi="微软雅黑" w:cs="微软雅黑" w:hint="eastAsia"/>
+          <w:rFonts w:eastAsia="宋体" w:ascii="Times New Roman" w:hAnsi="Times New Roman" w:cs="Times New Roman" w:hint="eastAsia"/>
           <w:b/>
-          <w:color w:val="1E293B"/>
+          <w:color w:val="000000"/>
           <w:sz w:val="21"/>
         </w:rPr>
         <w:t>【测试执行命令与真实凭据】</w:t>
@@ -426,14 +426,14 @@
     </w:p>
     <w:p>
       <w:pPr>
-        <w:spacing w:before="60" w:after="80" w:line="300" w:lineRule="auto"/>
+        <w:spacing w:before="60" w:after="60" w:line="312" w:lineRule="auto"/>
         <w:jc w:val="left"/>
       </w:pPr>
       <w:r>
         <w:rPr>
-          <w:rFonts w:eastAsia="微软雅黑" w:ascii="微软雅黑" w:hAnsi="微软雅黑" w:cs="微软雅黑" w:hint="eastAsia"/>
+          <w:rFonts w:eastAsia="宋体" w:ascii="Times New Roman" w:hAnsi="Times New Roman" w:cs="Times New Roman" w:hint="eastAsia"/>
           <w:b w:val="0"/>
-          <w:color w:val="1E293B"/>
+          <w:color w:val="000000"/>
           <w:sz w:val="21"/>
         </w:rPr>
         <w:t>执行环境：Python 3.10+ / pytest</w:t>
@@ -450,26 +450,26 @@
         <w:tblLook w:firstColumn="1" w:firstRow="1" w:lastColumn="0" w:lastRow="0" w:noHBand="0" w:noVBand="1" w:val="04A0"/>
       </w:tblPr>
       <w:tblGrid>
-        <w:gridCol w:w="3312"/>
-        <w:gridCol w:w="3312"/>
-        <w:gridCol w:w="3312"/>
+        <w:gridCol w:w="3024"/>
+        <w:gridCol w:w="3024"/>
+        <w:gridCol w:w="3024"/>
       </w:tblGrid>
       <w:tr>
         <w:tc>
           <w:tcPr>
-            <w:tcW w:type="dxa" w:w="3312"/>
+            <w:tcW w:type="dxa" w:w="3024"/>
             <w:shd w:fill="F1F5F9"/>
           </w:tcPr>
           <w:p>
             <w:pPr>
-              <w:spacing w:before="60" w:after="60" w:line="276" w:lineRule="auto"/>
+              <w:spacing w:before="40" w:after="40" w:line="276" w:lineRule="auto"/>
               <w:jc w:val="center"/>
             </w:pPr>
             <w:r>
               <w:rPr>
-                <w:rFonts w:eastAsia="微软雅黑" w:ascii="微软雅黑" w:hAnsi="微软雅黑" w:cs="微软雅黑" w:hint="eastAsia"/>
+                <w:rFonts w:eastAsia="黑体" w:ascii="Times New Roman" w:hAnsi="Times New Roman" w:cs="Times New Roman" w:hint="eastAsia"/>
                 <w:b/>
-                <w:color w:val="1E293B"/>
+                <w:color w:val="000000"/>
                 <w:sz w:val="19"/>
               </w:rPr>
               <w:t>测试模块</w:t>
@@ -478,19 +478,19 @@
         </w:tc>
         <w:tc>
           <w:tcPr>
-            <w:tcW w:type="dxa" w:w="3312"/>
+            <w:tcW w:type="dxa" w:w="3024"/>
             <w:shd w:fill="F1F5F9"/>
           </w:tcPr>
           <w:p>
             <w:pPr>
-              <w:spacing w:before="60" w:after="60" w:line="276" w:lineRule="auto"/>
+              <w:spacing w:before="40" w:after="40" w:line="276" w:lineRule="auto"/>
               <w:jc w:val="center"/>
             </w:pPr>
             <w:r>
               <w:rPr>
-                <w:rFonts w:eastAsia="微软雅黑" w:ascii="微软雅黑" w:hAnsi="微软雅黑" w:cs="微软雅黑" w:hint="eastAsia"/>
+                <w:rFonts w:eastAsia="黑体" w:ascii="Times New Roman" w:hAnsi="Times New Roman" w:cs="Times New Roman" w:hint="eastAsia"/>
                 <w:b/>
-                <w:color w:val="1E293B"/>
+                <w:color w:val="000000"/>
                 <w:sz w:val="19"/>
               </w:rPr>
               <w:t>用例数量</w:t>
@@ -499,19 +499,19 @@
         </w:tc>
         <w:tc>
           <w:tcPr>
-            <w:tcW w:type="dxa" w:w="3312"/>
+            <w:tcW w:type="dxa" w:w="3024"/>
             <w:shd w:fill="F1F5F9"/>
           </w:tcPr>
           <w:p>
             <w:pPr>
-              <w:spacing w:before="60" w:after="60" w:line="276" w:lineRule="auto"/>
+              <w:spacing w:before="40" w:after="40" w:line="276" w:lineRule="auto"/>
               <w:jc w:val="center"/>
             </w:pPr>
             <w:r>
               <w:rPr>
-                <w:rFonts w:eastAsia="微软雅黑" w:ascii="微软雅黑" w:hAnsi="微软雅黑" w:cs="微软雅黑" w:hint="eastAsia"/>
+                <w:rFonts w:eastAsia="黑体" w:ascii="Times New Roman" w:hAnsi="Times New Roman" w:cs="Times New Roman" w:hint="eastAsia"/>
                 <w:b/>
-                <w:color w:val="1E293B"/>
+                <w:color w:val="000000"/>
                 <w:sz w:val="19"/>
               </w:rPr>
               <w:t>验证核心能力</w:t>
@@ -522,19 +522,19 @@
       <w:tr>
         <w:tc>
           <w:tcPr>
-            <w:tcW w:type="dxa" w:w="3312"/>
+            <w:tcW w:type="dxa" w:w="3024"/>
             <w:shd w:fill="F8FAFC"/>
           </w:tcPr>
           <w:p>
             <w:pPr>
-              <w:spacing w:before="60" w:after="60" w:line="276" w:lineRule="auto"/>
+              <w:spacing w:before="40" w:after="40" w:line="276" w:lineRule="auto"/>
               <w:jc w:val="left"/>
             </w:pPr>
             <w:r>
               <w:rPr>
-                <w:rFonts w:eastAsia="微软雅黑" w:ascii="微软雅黑" w:hAnsi="微软雅黑" w:cs="微软雅黑" w:hint="eastAsia"/>
+                <w:rFonts w:eastAsia="宋体" w:ascii="Times New Roman" w:hAnsi="Times New Roman" w:cs="Times New Roman" w:hint="eastAsia"/>
                 <w:b/>
-                <w:color w:val="1E293B"/>
+                <w:color w:val="000000"/>
                 <w:sz w:val="18"/>
               </w:rPr>
               <w:t>test_state_machine.py</w:t>
@@ -543,18 +543,18 @@
         </w:tc>
         <w:tc>
           <w:tcPr>
-            <w:tcW w:type="dxa" w:w="3312"/>
+            <w:tcW w:type="dxa" w:w="3024"/>
           </w:tcPr>
           <w:p>
             <w:pPr>
-              <w:spacing w:before="60" w:after="60" w:line="276" w:lineRule="auto"/>
+              <w:spacing w:before="40" w:after="40" w:line="276" w:lineRule="auto"/>
               <w:jc w:val="left"/>
             </w:pPr>
             <w:r>
               <w:rPr>
-                <w:rFonts w:eastAsia="微软雅黑" w:ascii="微软雅黑" w:hAnsi="微软雅黑" w:cs="微软雅黑" w:hint="eastAsia"/>
+                <w:rFonts w:eastAsia="宋体" w:ascii="Times New Roman" w:hAnsi="Times New Roman" w:cs="Times New Roman" w:hint="eastAsia"/>
                 <w:b w:val="0"/>
-                <w:color w:val="1E293B"/>
+                <w:color w:val="000000"/>
                 <w:sz w:val="18"/>
               </w:rPr>
               <w:t>58 项</w:t>
@@ -563,18 +563,18 @@
         </w:tc>
         <w:tc>
           <w:tcPr>
-            <w:tcW w:type="dxa" w:w="3312"/>
+            <w:tcW w:type="dxa" w:w="3024"/>
           </w:tcPr>
           <w:p>
             <w:pPr>
-              <w:spacing w:before="60" w:after="60" w:line="276" w:lineRule="auto"/>
+              <w:spacing w:before="40" w:after="40" w:line="276" w:lineRule="auto"/>
               <w:jc w:val="left"/>
             </w:pPr>
             <w:r>
               <w:rPr>
-                <w:rFonts w:eastAsia="微软雅黑" w:ascii="微软雅黑" w:hAnsi="微软雅黑" w:cs="微软雅黑" w:hint="eastAsia"/>
+                <w:rFonts w:eastAsia="宋体" w:ascii="Times New Roman" w:hAnsi="Times New Roman" w:cs="Times New Roman" w:hint="eastAsia"/>
                 <w:b w:val="0"/>
-                <w:color w:val="1E293B"/>
+                <w:color w:val="000000"/>
                 <w:sz w:val="18"/>
               </w:rPr>
               <w:t>验证 8 角色严格单向流转、禁止越权跃迁、状态机原子锁防并发冲突。</w:t>
@@ -585,19 +585,19 @@
       <w:tr>
         <w:tc>
           <w:tcPr>
-            <w:tcW w:type="dxa" w:w="3312"/>
+            <w:tcW w:type="dxa" w:w="3024"/>
             <w:shd w:fill="F8FAFC"/>
           </w:tcPr>
           <w:p>
             <w:pPr>
-              <w:spacing w:before="60" w:after="60" w:line="276" w:lineRule="auto"/>
+              <w:spacing w:before="40" w:after="40" w:line="276" w:lineRule="auto"/>
               <w:jc w:val="left"/>
             </w:pPr>
             <w:r>
               <w:rPr>
-                <w:rFonts w:eastAsia="微软雅黑" w:ascii="微软雅黑" w:hAnsi="微软雅黑" w:cs="微软雅黑" w:hint="eastAsia"/>
+                <w:rFonts w:eastAsia="宋体" w:ascii="Times New Roman" w:hAnsi="Times New Roman" w:cs="Times New Roman" w:hint="eastAsia"/>
                 <w:b/>
-                <w:color w:val="1E293B"/>
+                <w:color w:val="000000"/>
                 <w:sz w:val="18"/>
               </w:rPr>
               <w:t>test_anti_error_gates.py</w:t>
@@ -606,18 +606,18 @@
         </w:tc>
         <w:tc>
           <w:tcPr>
-            <w:tcW w:type="dxa" w:w="3312"/>
+            <w:tcW w:type="dxa" w:w="3024"/>
           </w:tcPr>
           <w:p>
             <w:pPr>
-              <w:spacing w:before="60" w:after="60" w:line="276" w:lineRule="auto"/>
+              <w:spacing w:before="40" w:after="40" w:line="276" w:lineRule="auto"/>
               <w:jc w:val="left"/>
             </w:pPr>
             <w:r>
               <w:rPr>
-                <w:rFonts w:eastAsia="微软雅黑" w:ascii="微软雅黑" w:hAnsi="微软雅黑" w:cs="微软雅黑" w:hint="eastAsia"/>
+                <w:rFonts w:eastAsia="宋体" w:ascii="Times New Roman" w:hAnsi="Times New Roman" w:cs="Times New Roman" w:hint="eastAsia"/>
                 <w:b w:val="0"/>
-                <w:color w:val="1E293B"/>
+                <w:color w:val="000000"/>
                 <w:sz w:val="18"/>
               </w:rPr>
               <w:t>46 项</w:t>
@@ -626,18 +626,18 @@
         </w:tc>
         <w:tc>
           <w:tcPr>
-            <w:tcW w:type="dxa" w:w="3312"/>
+            <w:tcW w:type="dxa" w:w="3024"/>
           </w:tcPr>
           <w:p>
             <w:pPr>
-              <w:spacing w:before="60" w:after="60" w:line="276" w:lineRule="auto"/>
+              <w:spacing w:before="40" w:after="40" w:line="276" w:lineRule="auto"/>
               <w:jc w:val="left"/>
             </w:pPr>
             <w:r>
               <w:rPr>
-                <w:rFonts w:eastAsia="微软雅黑" w:ascii="微软雅黑" w:hAnsi="微软雅黑" w:cs="微软雅黑" w:hint="eastAsia"/>
+                <w:rFonts w:eastAsia="宋体" w:ascii="Times New Roman" w:hAnsi="Times New Roman" w:cs="Times New Roman" w:hint="eastAsia"/>
                 <w:b w:val="0"/>
-                <w:color w:val="1E293B"/>
+                <w:color w:val="000000"/>
                 <w:sz w:val="18"/>
               </w:rPr>
               <w:t>验证 WIP 并发上限拦截、时序真实性校验、禁止孤儿任务卡。</w:t>
@@ -648,19 +648,19 @@
       <w:tr>
         <w:tc>
           <w:tcPr>
-            <w:tcW w:type="dxa" w:w="3312"/>
+            <w:tcW w:type="dxa" w:w="3024"/>
             <w:shd w:fill="F8FAFC"/>
           </w:tcPr>
           <w:p>
             <w:pPr>
-              <w:spacing w:before="60" w:after="60" w:line="276" w:lineRule="auto"/>
+              <w:spacing w:before="40" w:after="40" w:line="276" w:lineRule="auto"/>
               <w:jc w:val="left"/>
             </w:pPr>
             <w:r>
               <w:rPr>
-                <w:rFonts w:eastAsia="微软雅黑" w:ascii="微软雅黑" w:hAnsi="微软雅黑" w:cs="微软雅黑" w:hint="eastAsia"/>
+                <w:rFonts w:eastAsia="宋体" w:ascii="Times New Roman" w:hAnsi="Times New Roman" w:cs="Times New Roman" w:hint="eastAsia"/>
                 <w:b/>
-                <w:color w:val="1E293B"/>
+                <w:color w:val="000000"/>
                 <w:sz w:val="18"/>
               </w:rPr>
               <w:t>test_human_acceptance.py</w:t>
@@ -669,18 +669,18 @@
         </w:tc>
         <w:tc>
           <w:tcPr>
-            <w:tcW w:type="dxa" w:w="3312"/>
+            <w:tcW w:type="dxa" w:w="3024"/>
           </w:tcPr>
           <w:p>
             <w:pPr>
-              <w:spacing w:before="60" w:after="60" w:line="276" w:lineRule="auto"/>
+              <w:spacing w:before="40" w:after="40" w:line="276" w:lineRule="auto"/>
               <w:jc w:val="left"/>
             </w:pPr>
             <w:r>
               <w:rPr>
-                <w:rFonts w:eastAsia="微软雅黑" w:ascii="微软雅黑" w:hAnsi="微软雅黑" w:cs="微软雅黑" w:hint="eastAsia"/>
+                <w:rFonts w:eastAsia="宋体" w:ascii="Times New Roman" w:hAnsi="Times New Roman" w:cs="Times New Roman" w:hint="eastAsia"/>
                 <w:b w:val="0"/>
-                <w:color w:val="1E293B"/>
+                <w:color w:val="000000"/>
                 <w:sz w:val="18"/>
               </w:rPr>
               <w:t>35 项</w:t>
@@ -689,18 +689,18 @@
         </w:tc>
         <w:tc>
           <w:tcPr>
-            <w:tcW w:type="dxa" w:w="3312"/>
+            <w:tcW w:type="dxa" w:w="3024"/>
           </w:tcPr>
           <w:p>
             <w:pPr>
-              <w:spacing w:before="60" w:after="60" w:line="276" w:lineRule="auto"/>
+              <w:spacing w:before="40" w:after="40" w:line="276" w:lineRule="auto"/>
               <w:jc w:val="left"/>
             </w:pPr>
             <w:r>
               <w:rPr>
-                <w:rFonts w:eastAsia="微软雅黑" w:ascii="微软雅黑" w:hAnsi="微软雅黑" w:cs="微软雅黑" w:hint="eastAsia"/>
+                <w:rFonts w:eastAsia="宋体" w:ascii="Times New Roman" w:hAnsi="Times New Roman" w:cs="Times New Roman" w:hint="eastAsia"/>
                 <w:b w:val="0"/>
-                <w:color w:val="1E293B"/>
+                <w:color w:val="000000"/>
                 <w:sz w:val="18"/>
               </w:rPr>
               <w:t>验证【已验收】状态为人类专属，严禁任何 AI Agent 越权自结项。</w:t>
@@ -711,19 +711,19 @@
       <w:tr>
         <w:tc>
           <w:tcPr>
-            <w:tcW w:type="dxa" w:w="3312"/>
+            <w:tcW w:type="dxa" w:w="3024"/>
             <w:shd w:fill="F8FAFC"/>
           </w:tcPr>
           <w:p>
             <w:pPr>
-              <w:spacing w:before="60" w:after="60" w:line="276" w:lineRule="auto"/>
+              <w:spacing w:before="40" w:after="40" w:line="276" w:lineRule="auto"/>
               <w:jc w:val="left"/>
             </w:pPr>
             <w:r>
               <w:rPr>
-                <w:rFonts w:eastAsia="微软雅黑" w:ascii="微软雅黑" w:hAnsi="微软雅黑" w:cs="微软雅黑" w:hint="eastAsia"/>
+                <w:rFonts w:eastAsia="宋体" w:ascii="Times New Roman" w:hAnsi="Times New Roman" w:cs="Times New Roman" w:hint="eastAsia"/>
                 <w:b/>
-                <w:color w:val="1E293B"/>
+                <w:color w:val="000000"/>
                 <w:sz w:val="18"/>
               </w:rPr>
               <w:t>test_git_security_gate.py</w:t>
@@ -732,18 +732,18 @@
         </w:tc>
         <w:tc>
           <w:tcPr>
-            <w:tcW w:type="dxa" w:w="3312"/>
+            <w:tcW w:type="dxa" w:w="3024"/>
           </w:tcPr>
           <w:p>
             <w:pPr>
-              <w:spacing w:before="60" w:after="60" w:line="276" w:lineRule="auto"/>
+              <w:spacing w:before="40" w:after="40" w:line="276" w:lineRule="auto"/>
               <w:jc w:val="left"/>
             </w:pPr>
             <w:r>
               <w:rPr>
-                <w:rFonts w:eastAsia="微软雅黑" w:ascii="微软雅黑" w:hAnsi="微软雅黑" w:cs="微软雅黑" w:hint="eastAsia"/>
+                <w:rFonts w:eastAsia="宋体" w:ascii="Times New Roman" w:hAnsi="Times New Roman" w:cs="Times New Roman" w:hint="eastAsia"/>
                 <w:b w:val="0"/>
-                <w:color w:val="1E293B"/>
+                <w:color w:val="000000"/>
                 <w:sz w:val="18"/>
               </w:rPr>
               <w:t>42 项</w:t>
@@ -752,18 +752,18 @@
         </w:tc>
         <w:tc>
           <w:tcPr>
-            <w:tcW w:type="dxa" w:w="3312"/>
+            <w:tcW w:type="dxa" w:w="3024"/>
           </w:tcPr>
           <w:p>
             <w:pPr>
-              <w:spacing w:before="60" w:after="60" w:line="276" w:lineRule="auto"/>
+              <w:spacing w:before="40" w:after="40" w:line="276" w:lineRule="auto"/>
               <w:jc w:val="left"/>
             </w:pPr>
             <w:r>
               <w:rPr>
-                <w:rFonts w:eastAsia="微软雅黑" w:ascii="微软雅黑" w:hAnsi="微软雅黑" w:cs="微软雅黑" w:hint="eastAsia"/>
+                <w:rFonts w:eastAsia="宋体" w:ascii="Times New Roman" w:hAnsi="Times New Roman" w:cs="Times New Roman" w:hint="eastAsia"/>
                 <w:b w:val="0"/>
-                <w:color w:val="1E293B"/>
+                <w:color w:val="000000"/>
                 <w:sz w:val="18"/>
               </w:rPr>
               <w:t>验证 Git Pre-commit 物理拦截：存在非终态卡时 100% 阻断代码提交。</w:t>
@@ -774,19 +774,19 @@
       <w:tr>
         <w:tc>
           <w:tcPr>
-            <w:tcW w:type="dxa" w:w="3312"/>
+            <w:tcW w:type="dxa" w:w="3024"/>
             <w:shd w:fill="F8FAFC"/>
           </w:tcPr>
           <w:p>
             <w:pPr>
-              <w:spacing w:before="60" w:after="60" w:line="276" w:lineRule="auto"/>
+              <w:spacing w:before="40" w:after="40" w:line="276" w:lineRule="auto"/>
               <w:jc w:val="left"/>
             </w:pPr>
             <w:r>
               <w:rPr>
-                <w:rFonts w:eastAsia="微软雅黑" w:ascii="微软雅黑" w:hAnsi="微软雅黑" w:cs="微软雅黑" w:hint="eastAsia"/>
+                <w:rFonts w:eastAsia="宋体" w:ascii="Times New Roman" w:hAnsi="Times New Roman" w:cs="Times New Roman" w:hint="eastAsia"/>
                 <w:b/>
-                <w:color w:val="1E293B"/>
+                <w:color w:val="000000"/>
                 <w:sz w:val="18"/>
               </w:rPr>
               <w:t>test_qwen_packaging.py</w:t>
@@ -795,18 +795,18 @@
         </w:tc>
         <w:tc>
           <w:tcPr>
-            <w:tcW w:type="dxa" w:w="3312"/>
+            <w:tcW w:type="dxa" w:w="3024"/>
           </w:tcPr>
           <w:p>
             <w:pPr>
-              <w:spacing w:before="60" w:after="60" w:line="276" w:lineRule="auto"/>
+              <w:spacing w:before="40" w:after="40" w:line="276" w:lineRule="auto"/>
               <w:jc w:val="left"/>
             </w:pPr>
             <w:r>
               <w:rPr>
-                <w:rFonts w:eastAsia="微软雅黑" w:ascii="微软雅黑" w:hAnsi="微软雅黑" w:cs="微软雅黑" w:hint="eastAsia"/>
+                <w:rFonts w:eastAsia="宋体" w:ascii="Times New Roman" w:hAnsi="Times New Roman" w:cs="Times New Roman" w:hint="eastAsia"/>
                 <w:b w:val="0"/>
-                <w:color w:val="1E293B"/>
+                <w:color w:val="000000"/>
                 <w:sz w:val="18"/>
               </w:rPr>
               <w:t>48 项</w:t>
@@ -815,18 +815,18 @@
         </w:tc>
         <w:tc>
           <w:tcPr>
-            <w:tcW w:type="dxa" w:w="3312"/>
+            <w:tcW w:type="dxa" w:w="3024"/>
           </w:tcPr>
           <w:p>
             <w:pPr>
-              <w:spacing w:before="60" w:after="60" w:line="276" w:lineRule="auto"/>
+              <w:spacing w:before="40" w:after="40" w:line="276" w:lineRule="auto"/>
               <w:jc w:val="left"/>
             </w:pPr>
             <w:r>
               <w:rPr>
-                <w:rFonts w:eastAsia="微软雅黑" w:ascii="微软雅黑" w:hAnsi="微软雅黑" w:cs="微软雅黑" w:hint="eastAsia"/>
+                <w:rFonts w:eastAsia="宋体" w:ascii="Times New Roman" w:hAnsi="Times New Roman" w:cs="Times New Roman" w:hint="eastAsia"/>
                 <w:b w:val="0"/>
-                <w:color w:val="1E293B"/>
+                <w:color w:val="000000"/>
                 <w:sz w:val="18"/>
               </w:rPr>
               <w:t>验证千问白皮书规范：200x200 图标、包体积 &lt;=50MB、条目 &lt;1000、清单合规。</w:t>
@@ -837,29 +837,29 @@
     </w:tbl>
     <w:p>
       <w:pPr>
-        <w:spacing w:before="280" w:after="120" w:line="300" w:lineRule="auto"/>
+        <w:spacing w:before="280" w:after="120" w:line="312" w:lineRule="auto"/>
         <w:jc w:val="left"/>
       </w:pPr>
       <w:r>
         <w:rPr>
-          <w:rFonts w:eastAsia="微软雅黑" w:ascii="微软雅黑" w:hAnsi="微软雅黑" w:cs="微软雅黑" w:hint="eastAsia"/>
+          <w:rFonts w:eastAsia="黑体" w:ascii="Times New Roman" w:hAnsi="Times New Roman" w:cs="Times New Roman" w:hint="eastAsia"/>
           <w:b/>
-          <w:color w:val="0284C7"/>
-          <w:sz w:val="26"/>
+          <w:color w:val="111827"/>
+          <w:sz w:val="28"/>
         </w:rPr>
         <w:t>三、 国际标准与工程方法论采纳 (Methodology &amp; Standards)</w:t>
       </w:r>
     </w:p>
     <w:p>
       <w:pPr>
-        <w:spacing w:before="60" w:after="80" w:line="300" w:lineRule="auto"/>
+        <w:spacing w:before="60" w:after="60" w:line="312" w:lineRule="auto"/>
         <w:jc w:val="left"/>
       </w:pPr>
       <w:r>
         <w:rPr>
-          <w:rFonts w:eastAsia="微软雅黑" w:ascii="微软雅黑" w:hAnsi="微软雅黑" w:cs="微软雅黑" w:hint="eastAsia"/>
+          <w:rFonts w:eastAsia="宋体" w:ascii="Times New Roman" w:hAnsi="Times New Roman" w:cs="Times New Roman" w:hint="eastAsia"/>
           <w:b w:val="0"/>
-          <w:color w:val="1E293B"/>
+          <w:color w:val="000000"/>
           <w:sz w:val="21"/>
         </w:rPr>
         <w:t>1. Diátaxis 国际文档体系采纳：项目交付文档严格按教程(Tutorials)、操作指南(How-to)、技术参考(Reference)与概念解析(Explanation)四维解耦，杜绝文档断层；</w:t>
@@ -867,14 +867,14 @@
     </w:p>
     <w:p>
       <w:pPr>
-        <w:spacing w:before="60" w:after="80" w:line="300" w:lineRule="auto"/>
+        <w:spacing w:before="60" w:after="60" w:line="312" w:lineRule="auto"/>
         <w:jc w:val="left"/>
       </w:pPr>
       <w:r>
         <w:rPr>
-          <w:rFonts w:eastAsia="微软雅黑" w:ascii="微软雅黑" w:hAnsi="微软雅黑" w:cs="微软雅黑" w:hint="eastAsia"/>
+          <w:rFonts w:eastAsia="宋体" w:ascii="Times New Roman" w:hAnsi="Times New Roman" w:cs="Times New Roman" w:hint="eastAsia"/>
           <w:b w:val="0"/>
-          <w:color w:val="1E293B"/>
+          <w:color w:val="000000"/>
           <w:sz w:val="21"/>
         </w:rPr>
         <w:t>2. 制造级软件防错 (Poka-Yoke) 架构：将硬件防错思想融入 AI 工作流，通过前置校验与物理门禁拦截一切人为或模型幻觉引发的误操作；</w:t>
@@ -882,14 +882,14 @@
     </w:p>
     <w:p>
       <w:pPr>
-        <w:spacing w:before="60" w:after="80" w:line="300" w:lineRule="auto"/>
+        <w:spacing w:before="60" w:after="60" w:line="312" w:lineRule="auto"/>
         <w:jc w:val="left"/>
       </w:pPr>
       <w:r>
         <w:rPr>
-          <w:rFonts w:eastAsia="微软雅黑" w:ascii="微软雅黑" w:hAnsi="微软雅黑" w:cs="微软雅黑" w:hint="eastAsia"/>
+          <w:rFonts w:eastAsia="宋体" w:ascii="Times New Roman" w:hAnsi="Times New Roman" w:cs="Times New Roman" w:hint="eastAsia"/>
           <w:b w:val="0"/>
-          <w:color w:val="1E293B"/>
+          <w:color w:val="000000"/>
           <w:sz w:val="21"/>
         </w:rPr>
         <w:t>3. 敏捷看板与精益流动 (Lean WIP Limit)：对每位专家实施在制品并发控制，从机制上根除多 Agent 上下文冲突与脏写污染。</w:t>
@@ -897,15 +897,15 @@
     </w:p>
     <w:p>
       <w:pPr>
-        <w:spacing w:before="280" w:after="120" w:line="300" w:lineRule="auto"/>
+        <w:spacing w:before="280" w:after="120" w:line="312" w:lineRule="auto"/>
         <w:jc w:val="left"/>
       </w:pPr>
       <w:r>
         <w:rPr>
-          <w:rFonts w:eastAsia="微软雅黑" w:ascii="微软雅黑" w:hAnsi="微软雅黑" w:cs="微软雅黑" w:hint="eastAsia"/>
+          <w:rFonts w:eastAsia="黑体" w:ascii="Times New Roman" w:hAnsi="Times New Roman" w:cs="Times New Roman" w:hint="eastAsia"/>
           <w:b/>
-          <w:color w:val="0284C7"/>
-          <w:sz w:val="26"/>
+          <w:color w:val="111827"/>
+          <w:sz w:val="28"/>
         </w:rPr>
         <w:t>四、 阿里千问办公生态白皮书自检凭据 (Qwen Ecosystem Compliance)</w:t>
       </w:r>
@@ -917,26 +917,26 @@
         <w:tblLook w:firstColumn="1" w:firstRow="1" w:lastColumn="0" w:lastRow="0" w:noHBand="0" w:noVBand="1" w:val="04A0"/>
       </w:tblPr>
       <w:tblGrid>
-        <w:gridCol w:w="3312"/>
-        <w:gridCol w:w="3312"/>
-        <w:gridCol w:w="3312"/>
+        <w:gridCol w:w="3024"/>
+        <w:gridCol w:w="3024"/>
+        <w:gridCol w:w="3024"/>
       </w:tblGrid>
       <w:tr>
         <w:tc>
           <w:tcPr>
-            <w:tcW w:type="dxa" w:w="3312"/>
+            <w:tcW w:type="dxa" w:w="3024"/>
             <w:shd w:fill="F1F5F9"/>
           </w:tcPr>
           <w:p>
             <w:pPr>
-              <w:spacing w:before="60" w:after="60" w:line="276" w:lineRule="auto"/>
+              <w:spacing w:before="40" w:after="40" w:line="276" w:lineRule="auto"/>
               <w:jc w:val="center"/>
             </w:pPr>
             <w:r>
               <w:rPr>
-                <w:rFonts w:eastAsia="微软雅黑" w:ascii="微软雅黑" w:hAnsi="微软雅黑" w:cs="微软雅黑" w:hint="eastAsia"/>
+                <w:rFonts w:eastAsia="黑体" w:ascii="Times New Roman" w:hAnsi="Times New Roman" w:cs="Times New Roman" w:hint="eastAsia"/>
                 <w:b/>
-                <w:color w:val="1E293B"/>
+                <w:color w:val="000000"/>
                 <w:sz w:val="19"/>
               </w:rPr>
               <w:t>白皮书红线项</w:t>
@@ -945,19 +945,19 @@
         </w:tc>
         <w:tc>
           <w:tcPr>
-            <w:tcW w:type="dxa" w:w="3312"/>
+            <w:tcW w:type="dxa" w:w="3024"/>
             <w:shd w:fill="F1F5F9"/>
           </w:tcPr>
           <w:p>
             <w:pPr>
-              <w:spacing w:before="60" w:after="60" w:line="276" w:lineRule="auto"/>
+              <w:spacing w:before="40" w:after="40" w:line="276" w:lineRule="auto"/>
               <w:jc w:val="center"/>
             </w:pPr>
             <w:r>
               <w:rPr>
-                <w:rFonts w:eastAsia="微软雅黑" w:ascii="微软雅黑" w:hAnsi="微软雅黑" w:cs="微软雅黑" w:hint="eastAsia"/>
+                <w:rFonts w:eastAsia="黑体" w:ascii="Times New Roman" w:hAnsi="Times New Roman" w:cs="Times New Roman" w:hint="eastAsia"/>
                 <w:b/>
-                <w:color w:val="1E293B"/>
+                <w:color w:val="000000"/>
                 <w:sz w:val="19"/>
               </w:rPr>
               <w:t>标准要求</w:t>
@@ -966,19 +966,19 @@
         </w:tc>
         <w:tc>
           <w:tcPr>
-            <w:tcW w:type="dxa" w:w="3312"/>
+            <w:tcW w:type="dxa" w:w="3024"/>
             <w:shd w:fill="F1F5F9"/>
           </w:tcPr>
           <w:p>
             <w:pPr>
-              <w:spacing w:before="60" w:after="60" w:line="276" w:lineRule="auto"/>
+              <w:spacing w:before="40" w:after="40" w:line="276" w:lineRule="auto"/>
               <w:jc w:val="center"/>
             </w:pPr>
             <w:r>
               <w:rPr>
-                <w:rFonts w:eastAsia="微软雅黑" w:ascii="微软雅黑" w:hAnsi="微软雅黑" w:cs="微软雅黑" w:hint="eastAsia"/>
+                <w:rFonts w:eastAsia="黑体" w:ascii="Times New Roman" w:hAnsi="Times New Roman" w:cs="Times New Roman" w:hint="eastAsia"/>
                 <w:b/>
-                <w:color w:val="1E293B"/>
+                <w:color w:val="000000"/>
                 <w:sz w:val="19"/>
               </w:rPr>
               <w:t>本套件实测指标与合规结论</w:t>
@@ -989,19 +989,19 @@
       <w:tr>
         <w:tc>
           <w:tcPr>
-            <w:tcW w:type="dxa" w:w="3312"/>
+            <w:tcW w:type="dxa" w:w="3024"/>
             <w:shd w:fill="F8FAFC"/>
           </w:tcPr>
           <w:p>
             <w:pPr>
-              <w:spacing w:before="60" w:after="60" w:line="276" w:lineRule="auto"/>
+              <w:spacing w:before="40" w:after="40" w:line="276" w:lineRule="auto"/>
               <w:jc w:val="left"/>
             </w:pPr>
             <w:r>
               <w:rPr>
-                <w:rFonts w:eastAsia="微软雅黑" w:ascii="微软雅黑" w:hAnsi="微软雅黑" w:cs="微软雅黑" w:hint="eastAsia"/>
+                <w:rFonts w:eastAsia="宋体" w:ascii="Times New Roman" w:hAnsi="Times New Roman" w:cs="Times New Roman" w:hint="eastAsia"/>
                 <w:b/>
-                <w:color w:val="1E293B"/>
+                <w:color w:val="000000"/>
                 <w:sz w:val="18"/>
               </w:rPr>
               <w:t>清单规范 (plugin.json)</w:t>
@@ -1010,18 +1010,18 @@
         </w:tc>
         <w:tc>
           <w:tcPr>
-            <w:tcW w:type="dxa" w:w="3312"/>
+            <w:tcW w:type="dxa" w:w="3024"/>
           </w:tcPr>
           <w:p>
             <w:pPr>
-              <w:spacing w:before="60" w:after="60" w:line="276" w:lineRule="auto"/>
+              <w:spacing w:before="40" w:after="40" w:line="276" w:lineRule="auto"/>
               <w:jc w:val="left"/>
             </w:pPr>
             <w:r>
               <w:rPr>
-                <w:rFonts w:eastAsia="微软雅黑" w:ascii="微软雅黑" w:hAnsi="微软雅黑" w:cs="微软雅黑" w:hint="eastAsia"/>
+                <w:rFonts w:eastAsia="宋体" w:ascii="Times New Roman" w:hAnsi="Times New Roman" w:cs="Times New Roman" w:hint="eastAsia"/>
                 <w:b w:val="0"/>
-                <w:color w:val="1E293B"/>
+                <w:color w:val="000000"/>
                 <w:sz w:val="18"/>
               </w:rPr>
               <w:t>格式合法，包含 name/displayName/version 等</w:t>
@@ -1030,18 +1030,18 @@
         </w:tc>
         <w:tc>
           <w:tcPr>
-            <w:tcW w:type="dxa" w:w="3312"/>
+            <w:tcW w:type="dxa" w:w="3024"/>
           </w:tcPr>
           <w:p>
             <w:pPr>
-              <w:spacing w:before="60" w:after="60" w:line="276" w:lineRule="auto"/>
+              <w:spacing w:before="40" w:after="40" w:line="276" w:lineRule="auto"/>
               <w:jc w:val="left"/>
             </w:pPr>
             <w:r>
               <w:rPr>
-                <w:rFonts w:eastAsia="微软雅黑" w:ascii="微软雅黑" w:hAnsi="微软雅黑" w:cs="微软雅黑" w:hint="eastAsia"/>
+                <w:rFonts w:eastAsia="宋体" w:ascii="Times New Roman" w:hAnsi="Times New Roman" w:cs="Times New Roman" w:hint="eastAsia"/>
                 <w:b w:val="0"/>
-                <w:color w:val="1E293B"/>
+                <w:color w:val="000000"/>
                 <w:sz w:val="18"/>
               </w:rPr>
               <w:t>✅ 合规：位于 .qoder-plugin/plugin.json，符合官方 Schema</w:t>
@@ -1052,19 +1052,19 @@
       <w:tr>
         <w:tc>
           <w:tcPr>
-            <w:tcW w:type="dxa" w:w="3312"/>
+            <w:tcW w:type="dxa" w:w="3024"/>
             <w:shd w:fill="F8FAFC"/>
           </w:tcPr>
           <w:p>
             <w:pPr>
-              <w:spacing w:before="60" w:after="60" w:line="276" w:lineRule="auto"/>
+              <w:spacing w:before="40" w:after="40" w:line="276" w:lineRule="auto"/>
               <w:jc w:val="left"/>
             </w:pPr>
             <w:r>
               <w:rPr>
-                <w:rFonts w:eastAsia="微软雅黑" w:ascii="微软雅黑" w:hAnsi="微软雅黑" w:cs="微软雅黑" w:hint="eastAsia"/>
+                <w:rFonts w:eastAsia="宋体" w:ascii="Times New Roman" w:hAnsi="Times New Roman" w:cs="Times New Roman" w:hint="eastAsia"/>
                 <w:b/>
-                <w:color w:val="1E293B"/>
+                <w:color w:val="000000"/>
                 <w:sz w:val="18"/>
               </w:rPr>
               <w:t>图标规范 (icon.png)</w:t>
@@ -1073,18 +1073,18 @@
         </w:tc>
         <w:tc>
           <w:tcPr>
-            <w:tcW w:type="dxa" w:w="3312"/>
+            <w:tcW w:type="dxa" w:w="3024"/>
           </w:tcPr>
           <w:p>
             <w:pPr>
-              <w:spacing w:before="60" w:after="60" w:line="276" w:lineRule="auto"/>
+              <w:spacing w:before="40" w:after="40" w:line="276" w:lineRule="auto"/>
               <w:jc w:val="left"/>
             </w:pPr>
             <w:r>
               <w:rPr>
-                <w:rFonts w:eastAsia="微软雅黑" w:ascii="微软雅黑" w:hAnsi="微软雅黑" w:cs="微软雅黑" w:hint="eastAsia"/>
+                <w:rFonts w:eastAsia="宋体" w:ascii="Times New Roman" w:hAnsi="Times New Roman" w:cs="Times New Roman" w:hint="eastAsia"/>
                 <w:b w:val="0"/>
-                <w:color w:val="1E293B"/>
+                <w:color w:val="000000"/>
                 <w:sz w:val="18"/>
               </w:rPr>
               <w:t>严格 200×200 像素，PNG 格式，&lt;= 2MB</w:t>
@@ -1093,18 +1093,18 @@
         </w:tc>
         <w:tc>
           <w:tcPr>
-            <w:tcW w:type="dxa" w:w="3312"/>
+            <w:tcW w:type="dxa" w:w="3024"/>
           </w:tcPr>
           <w:p>
             <w:pPr>
-              <w:spacing w:before="60" w:after="60" w:line="276" w:lineRule="auto"/>
+              <w:spacing w:before="40" w:after="40" w:line="276" w:lineRule="auto"/>
               <w:jc w:val="left"/>
             </w:pPr>
             <w:r>
               <w:rPr>
-                <w:rFonts w:eastAsia="微软雅黑" w:ascii="微软雅黑" w:hAnsi="微软雅黑" w:cs="微软雅黑" w:hint="eastAsia"/>
+                <w:rFonts w:eastAsia="宋体" w:ascii="Times New Roman" w:hAnsi="Times New Roman" w:cs="Times New Roman" w:hint="eastAsia"/>
                 <w:b w:val="0"/>
-                <w:color w:val="1E293B"/>
+                <w:color w:val="000000"/>
                 <w:sz w:val="18"/>
               </w:rPr>
               <w:t>✅ 合规：尺寸严格 200x200 px，体积 21.6 KB，无变形失真</w:t>
@@ -1115,19 +1115,19 @@
       <w:tr>
         <w:tc>
           <w:tcPr>
-            <w:tcW w:type="dxa" w:w="3312"/>
+            <w:tcW w:type="dxa" w:w="3024"/>
             <w:shd w:fill="F8FAFC"/>
           </w:tcPr>
           <w:p>
             <w:pPr>
-              <w:spacing w:before="60" w:after="60" w:line="276" w:lineRule="auto"/>
+              <w:spacing w:before="40" w:after="40" w:line="276" w:lineRule="auto"/>
               <w:jc w:val="left"/>
             </w:pPr>
             <w:r>
               <w:rPr>
-                <w:rFonts w:eastAsia="微软雅黑" w:ascii="微软雅黑" w:hAnsi="微软雅黑" w:cs="微软雅黑" w:hint="eastAsia"/>
+                <w:rFonts w:eastAsia="宋体" w:ascii="Times New Roman" w:hAnsi="Times New Roman" w:cs="Times New Roman" w:hint="eastAsia"/>
                 <w:b/>
-                <w:color w:val="1E293B"/>
+                <w:color w:val="000000"/>
                 <w:sz w:val="18"/>
               </w:rPr>
               <w:t>压缩包体积与条目</w:t>
@@ -1136,18 +1136,18 @@
         </w:tc>
         <w:tc>
           <w:tcPr>
-            <w:tcW w:type="dxa" w:w="3312"/>
+            <w:tcW w:type="dxa" w:w="3024"/>
           </w:tcPr>
           <w:p>
             <w:pPr>
-              <w:spacing w:before="60" w:after="60" w:line="276" w:lineRule="auto"/>
+              <w:spacing w:before="40" w:after="40" w:line="276" w:lineRule="auto"/>
               <w:jc w:val="left"/>
             </w:pPr>
             <w:r>
               <w:rPr>
-                <w:rFonts w:eastAsia="微软雅黑" w:ascii="微软雅黑" w:hAnsi="微软雅黑" w:cs="微软雅黑" w:hint="eastAsia"/>
+                <w:rFonts w:eastAsia="宋体" w:ascii="Times New Roman" w:hAnsi="Times New Roman" w:cs="Times New Roman" w:hint="eastAsia"/>
                 <w:b w:val="0"/>
-                <w:color w:val="1E293B"/>
+                <w:color w:val="000000"/>
                 <w:sz w:val="18"/>
               </w:rPr>
               <w:t>总体积 &lt;= 50MB，总文件条目数 &lt; 1000</w:t>
@@ -1156,18 +1156,18 @@
         </w:tc>
         <w:tc>
           <w:tcPr>
-            <w:tcW w:type="dxa" w:w="3312"/>
+            <w:tcW w:type="dxa" w:w="3024"/>
           </w:tcPr>
           <w:p>
             <w:pPr>
-              <w:spacing w:before="60" w:after="60" w:line="276" w:lineRule="auto"/>
+              <w:spacing w:before="40" w:after="40" w:line="276" w:lineRule="auto"/>
               <w:jc w:val="left"/>
             </w:pPr>
             <w:r>
               <w:rPr>
-                <w:rFonts w:eastAsia="微软雅黑" w:ascii="微软雅黑" w:hAnsi="微软雅黑" w:cs="微软雅黑" w:hint="eastAsia"/>
+                <w:rFonts w:eastAsia="宋体" w:ascii="Times New Roman" w:hAnsi="Times New Roman" w:cs="Times New Roman" w:hint="eastAsia"/>
                 <w:b w:val="0"/>
-                <w:color w:val="1E293B"/>
+                <w:color w:val="000000"/>
                 <w:sz w:val="18"/>
               </w:rPr>
               <w:t>✅ 合规：产物 dist/multi-agent-flow-qwen.zip 体积 2.47 MB，97 条目</w:t>
@@ -1178,19 +1178,19 @@
       <w:tr>
         <w:tc>
           <w:tcPr>
-            <w:tcW w:type="dxa" w:w="3312"/>
+            <w:tcW w:type="dxa" w:w="3024"/>
             <w:shd w:fill="F8FAFC"/>
           </w:tcPr>
           <w:p>
             <w:pPr>
-              <w:spacing w:before="60" w:after="60" w:line="276" w:lineRule="auto"/>
+              <w:spacing w:before="40" w:after="40" w:line="276" w:lineRule="auto"/>
               <w:jc w:val="left"/>
             </w:pPr>
             <w:r>
               <w:rPr>
-                <w:rFonts w:eastAsia="微软雅黑" w:ascii="微软雅黑" w:hAnsi="微软雅黑" w:cs="微软雅黑" w:hint="eastAsia"/>
+                <w:rFonts w:eastAsia="宋体" w:ascii="Times New Roman" w:hAnsi="Times New Roman" w:cs="Times New Roman" w:hint="eastAsia"/>
                 <w:b/>
-                <w:color w:val="1E293B"/>
+                <w:color w:val="000000"/>
                 <w:sz w:val="18"/>
               </w:rPr>
               <w:t>运行安全性与离线</w:t>
@@ -1199,18 +1199,18 @@
         </w:tc>
         <w:tc>
           <w:tcPr>
-            <w:tcW w:type="dxa" w:w="3312"/>
+            <w:tcW w:type="dxa" w:w="3024"/>
           </w:tcPr>
           <w:p>
             <w:pPr>
-              <w:spacing w:before="60" w:after="60" w:line="276" w:lineRule="auto"/>
+              <w:spacing w:before="40" w:after="40" w:line="276" w:lineRule="auto"/>
               <w:jc w:val="left"/>
             </w:pPr>
             <w:r>
               <w:rPr>
-                <w:rFonts w:eastAsia="微软雅黑" w:ascii="微软雅黑" w:hAnsi="微软雅黑" w:cs="微软雅黑" w:hint="eastAsia"/>
+                <w:rFonts w:eastAsia="宋体" w:ascii="Times New Roman" w:hAnsi="Times New Roman" w:cs="Times New Roman" w:hint="eastAsia"/>
                 <w:b w:val="0"/>
-                <w:color w:val="1E293B"/>
+                <w:color w:val="000000"/>
                 <w:sz w:val="18"/>
               </w:rPr>
               <w:t>无恶意代码，无外部黑盒依赖</w:t>
@@ -1219,18 +1219,18 @@
         </w:tc>
         <w:tc>
           <w:tcPr>
-            <w:tcW w:type="dxa" w:w="3312"/>
+            <w:tcW w:type="dxa" w:w="3024"/>
           </w:tcPr>
           <w:p>
             <w:pPr>
-              <w:spacing w:before="60" w:after="60" w:line="276" w:lineRule="auto"/>
+              <w:spacing w:before="40" w:after="40" w:line="276" w:lineRule="auto"/>
               <w:jc w:val="left"/>
             </w:pPr>
             <w:r>
               <w:rPr>
-                <w:rFonts w:eastAsia="微软雅黑" w:ascii="微软雅黑" w:hAnsi="微软雅黑" w:cs="微软雅黑" w:hint="eastAsia"/>
+                <w:rFonts w:eastAsia="宋体" w:ascii="Times New Roman" w:hAnsi="Times New Roman" w:cs="Times New Roman" w:hint="eastAsia"/>
                 <w:b w:val="0"/>
-                <w:color w:val="1E293B"/>
+                <w:color w:val="000000"/>
                 <w:sz w:val="18"/>
               </w:rPr>
               <w:t>✅ 合规：纯本地 Python/CLI 与 Git 钩子驱动，支持离线安全运行</w:t>
@@ -1241,7 +1241,7 @@
     </w:tbl>
     <w:sectPr>
       <w:pgSz w:w="12240" w:h="15840"/>
-      <w:pgMar w:top="1152" w:right="1152" w:bottom="1152" w:left="1152" w:header="720" w:footer="720" w:gutter="0"/>
+      <w:pgMar w:top="1440" w:right="1584" w:bottom="1440" w:left="1584" w:header="720" w:footer="720" w:gutter="0"/>
       <w:cols w:space="720"/>
       <w:docGrid w:linePitch="360"/>
     </w:sectPr>
@@ -1613,7 +1613,7 @@
     <w:qFormat/>
     <w:rsid w:val="00FC693F"/>
     <w:rPr>
-      <w:rFonts w:ascii="微软雅黑" w:hAnsi="微软雅黑" w:eastAsia="微软雅黑" w:cs="微软雅黑"/>
+      <w:rFonts w:ascii="Times New Roman" w:hAnsi="Times New Roman" w:eastAsia="宋体" w:cs="Times New Roman"/>
       <w:sz w:val="21"/>
     </w:rPr>
   </w:style>
